--- a/Fase 1/Evidencias Grupales/1.5_GuiaEstudiante_Fase 1_Definicion Proyecto APT (Español).docx
+++ b/Fase 1/Evidencias Grupales/1.5_GuiaEstudiante_Fase 1_Definicion Proyecto APT (Español).docx
@@ -156,6 +156,7 @@
                                 </w:rPr>
                                 <w:t xml:space="preserve">Asignatura </w:t>
                               </w:r>
+                              <w:proofErr w:type="spellStart"/>
                               <w:r>
                                 <w:rPr>
                                   <w:b/>
@@ -165,6 +166,7 @@
                                 </w:rPr>
                                 <w:t>Capstone</w:t>
                               </w:r>
+                              <w:proofErr w:type="spellEnd"/>
                             </w:p>
                           </w:txbxContent>
                         </wps:txbx>
@@ -329,6 +331,7 @@
                           </w:rPr>
                           <w:t xml:space="preserve">Asignatura </w:t>
                         </w:r>
+                        <w:proofErr w:type="spellStart"/>
                         <w:r>
                           <w:rPr>
                             <w:b/>
@@ -338,6 +341,7 @@
                           </w:rPr>
                           <w:t>Capstone</w:t>
                         </w:r>
+                        <w:proofErr w:type="spellEnd"/>
                       </w:p>
                     </w:txbxContent>
                   </v:textbox>
@@ -556,11 +560,19 @@
                 <w:b/>
               </w:rPr>
             </w:pPr>
-            <w:r>
-              <w:rPr>
-                <w:b/>
-              </w:rPr>
-              <w:t>Braihan González</w:t>
+            <w:proofErr w:type="spellStart"/>
+            <w:r>
+              <w:rPr>
+                <w:b/>
+              </w:rPr>
+              <w:t>Braihan</w:t>
+            </w:r>
+            <w:proofErr w:type="spellEnd"/>
+            <w:r>
+              <w:rPr>
+                <w:b/>
+              </w:rPr>
+              <w:t xml:space="preserve"> González</w:t>
             </w:r>
           </w:p>
           <w:p>
@@ -702,8 +714,16 @@
               <w:rPr>
                 <w:b/>
               </w:rPr>
-              <w:t>Ingeniería en informatica</w:t>
-            </w:r>
+              <w:t xml:space="preserve">Ingeniería en </w:t>
+            </w:r>
+            <w:proofErr w:type="spellStart"/>
+            <w:r>
+              <w:rPr>
+                <w:b/>
+              </w:rPr>
+              <w:t>informatica</w:t>
+            </w:r>
+            <w:proofErr w:type="spellEnd"/>
           </w:p>
         </w:tc>
       </w:tr>
@@ -902,13 +922,14 @@
           <w:p>
             <w:pPr>
               <w:rPr>
-                <w:b/>
-              </w:rPr>
-            </w:pPr>
-            <w:r>
-              <w:rPr>
-                <w:rFonts w:ascii="Calibri" w:hAnsi="Calibri" w:cs="Arial"/>
-                <w:i/>
+                <w:iCs/>
+              </w:rPr>
+            </w:pPr>
+            <w:proofErr w:type="spellStart"/>
+            <w:r>
+              <w:rPr>
+                <w:rFonts w:ascii="Calibri" w:hAnsi="Calibri" w:cs="Arial"/>
+                <w:iCs/>
                 <w:color w:val="548DD4"/>
                 <w:sz w:val="20"/>
                 <w:szCs w:val="20"/>
@@ -916,6 +937,7 @@
               </w:rPr>
               <w:t>GymKeep</w:t>
             </w:r>
+            <w:proofErr w:type="spellEnd"/>
           </w:p>
         </w:tc>
       </w:tr>
@@ -952,43 +974,19 @@
           <w:p>
             <w:pPr>
               <w:rPr>
-                <w:b/>
-              </w:rPr>
-            </w:pPr>
-            <w:r>
-              <w:rPr>
-                <w:rFonts w:ascii="Calibri" w:hAnsi="Calibri" w:cs="Arial"/>
-                <w:b/>
-                <w:bCs/>
-                <w:i/>
+                <w:iCs/>
+              </w:rPr>
+            </w:pPr>
+            <w:r>
+              <w:rPr>
+                <w:rFonts w:ascii="Calibri" w:hAnsi="Calibri" w:cs="Arial"/>
+                <w:iCs/>
                 <w:color w:val="548DD4"/>
                 <w:sz w:val="20"/>
                 <w:szCs w:val="20"/>
                 <w:lang w:eastAsia="es-CL"/>
               </w:rPr>
-              <w:t>Área(s) de desempeño(s):</w:t>
-            </w:r>
-            <w:r>
-              <w:rPr>
-                <w:rFonts w:ascii="Calibri" w:hAnsi="Calibri" w:cs="Arial"/>
-                <w:i/>
-                <w:color w:val="548DD4"/>
-                <w:sz w:val="20"/>
-                <w:szCs w:val="20"/>
-                <w:lang w:eastAsia="es-CL"/>
-              </w:rPr>
-              <w:t xml:space="preserve"> Desarrollo de Software, Arquitectura e Integración de Sistemas, Inteligencia de Negocios y Ciencia de Dato</w:t>
-            </w:r>
-            <w:r>
-              <w:rPr>
-                <w:rFonts w:ascii="Calibri" w:hAnsi="Calibri" w:cs="Arial"/>
-                <w:i/>
-                <w:color w:val="548DD4"/>
-                <w:sz w:val="20"/>
-                <w:szCs w:val="20"/>
-                <w:lang w:eastAsia="es-CL"/>
-              </w:rPr>
-              <w:t>s.</w:t>
+              <w:t>Área(s) de desempeño(s): Desarrollo de Software, Arquitectura e Integración de Sistemas, Inteligencia de Negocios y Ciencia de Datos.</w:t>
             </w:r>
           </w:p>
         </w:tc>
@@ -1035,104 +1033,86 @@
             <w:pPr>
               <w:rPr>
                 <w:rFonts w:ascii="Calibri" w:hAnsi="Calibri" w:cs="Arial"/>
-                <w:i/>
-                <w:iCs/>
-                <w:color w:val="548DD4"/>
-                <w:sz w:val="20"/>
-                <w:szCs w:val="20"/>
-                <w:lang w:val="es-ES" w:eastAsia="es-CL"/>
-              </w:rPr>
-            </w:pPr>
-            <w:r>
-              <w:rPr>
-                <w:rFonts w:ascii="Calibri" w:hAnsi="Calibri" w:cs="Arial"/>
-                <w:b/>
-                <w:bCs/>
-                <w:i/>
-                <w:iCs/>
-                <w:color w:val="548DD4"/>
-                <w:sz w:val="20"/>
-                <w:szCs w:val="20"/>
-                <w:lang w:val="es-ES" w:eastAsia="es-CL"/>
-              </w:rPr>
-              <w:t>Construir modelos de datos escalables y con integridad</w:t>
-            </w:r>
-            <w:r>
-              <w:rPr>
-                <w:rFonts w:ascii="Calibri" w:hAnsi="Calibri" w:cs="Arial"/>
-                <w:b/>
-                <w:bCs/>
-                <w:i/>
-                <w:iCs/>
-                <w:color w:val="548DD4"/>
-                <w:sz w:val="20"/>
-                <w:szCs w:val="20"/>
-                <w:lang w:val="es-ES" w:eastAsia="es-CL"/>
-              </w:rPr>
-              <w:t>.</w:t>
-            </w:r>
-          </w:p>
-          <w:p>
-            <w:pPr>
-              <w:rPr>
-                <w:rFonts w:ascii="Calibri" w:hAnsi="Calibri" w:cs="Arial"/>
-                <w:i/>
-                <w:iCs/>
-                <w:color w:val="548DD4"/>
-                <w:sz w:val="20"/>
-                <w:szCs w:val="20"/>
-                <w:lang w:val="es-ES" w:eastAsia="es-CL"/>
-              </w:rPr>
-            </w:pPr>
-            <w:r>
-              <w:rPr>
-                <w:rFonts w:ascii="Calibri" w:hAnsi="Calibri" w:cs="Arial"/>
-                <w:b/>
-                <w:bCs/>
-                <w:i/>
-                <w:iCs/>
-                <w:color w:val="548DD4"/>
-                <w:sz w:val="20"/>
-                <w:szCs w:val="20"/>
-                <w:lang w:val="es-ES" w:eastAsia="es-CL"/>
-              </w:rPr>
-              <w:t>Desarrollar una solución de software (backend + integración</w:t>
-            </w:r>
-            <w:r>
-              <w:rPr>
-                <w:rFonts w:ascii="Calibri" w:hAnsi="Calibri" w:cs="Arial"/>
-                <w:b/>
-                <w:bCs/>
-                <w:i/>
-                <w:iCs/>
-                <w:color w:val="548DD4"/>
-                <w:sz w:val="20"/>
-                <w:szCs w:val="20"/>
-                <w:lang w:val="es-ES" w:eastAsia="es-CL"/>
-              </w:rPr>
-              <w:t>).</w:t>
-            </w:r>
-          </w:p>
-          <w:p>
-            <w:pPr>
-              <w:rPr>
-                <w:rFonts w:ascii="Calibri" w:hAnsi="Calibri" w:cs="Arial"/>
-                <w:b/>
-                <w:bCs/>
-                <w:i/>
-                <w:iCs/>
-                <w:color w:val="548DD4"/>
-                <w:sz w:val="20"/>
-                <w:szCs w:val="20"/>
-                <w:lang w:val="es-ES" w:eastAsia="es-CL"/>
-              </w:rPr>
-            </w:pPr>
-            <w:r>
-              <w:rPr>
-                <w:rFonts w:ascii="Calibri" w:hAnsi="Calibri" w:cs="Arial"/>
-                <w:b/>
-                <w:bCs/>
-                <w:i/>
+                <w:iCs/>
+                <w:color w:val="548DD4"/>
+                <w:sz w:val="20"/>
+                <w:szCs w:val="20"/>
+                <w:lang w:val="es-ES" w:eastAsia="es-CL"/>
+              </w:rPr>
+            </w:pPr>
+            <w:r>
+              <w:rPr>
+                <w:rFonts w:ascii="Calibri" w:hAnsi="Calibri" w:cs="Arial"/>
+                <w:iCs/>
+                <w:color w:val="548DD4"/>
+                <w:sz w:val="20"/>
+                <w:szCs w:val="20"/>
+                <w:lang w:val="es-ES" w:eastAsia="es-CL"/>
+              </w:rPr>
+              <w:t>Construir modelos de datos escalables y con integridad.</w:t>
+            </w:r>
+          </w:p>
+          <w:p>
+            <w:pPr>
+              <w:rPr>
+                <w:rFonts w:ascii="Calibri" w:hAnsi="Calibri" w:cs="Arial"/>
+                <w:iCs/>
+                <w:color w:val="548DD4"/>
+                <w:sz w:val="20"/>
+                <w:szCs w:val="20"/>
+                <w:lang w:val="es-ES" w:eastAsia="es-CL"/>
+              </w:rPr>
+            </w:pPr>
+            <w:r>
+              <w:rPr>
+                <w:rFonts w:ascii="Calibri" w:hAnsi="Calibri" w:cs="Arial"/>
+                <w:iCs/>
+                <w:color w:val="548DD4"/>
+                <w:sz w:val="20"/>
+                <w:szCs w:val="20"/>
+                <w:lang w:val="es-ES" w:eastAsia="es-CL"/>
+              </w:rPr>
+              <w:t>Desarrollar una solución de software (</w:t>
+            </w:r>
+            <w:proofErr w:type="spellStart"/>
+            <w:r>
+              <w:rPr>
+                <w:rFonts w:ascii="Calibri" w:hAnsi="Calibri" w:cs="Arial"/>
+                <w:iCs/>
+                <w:color w:val="548DD4"/>
+                <w:sz w:val="20"/>
+                <w:szCs w:val="20"/>
+                <w:lang w:val="es-ES" w:eastAsia="es-CL"/>
+              </w:rPr>
+              <w:t>backend</w:t>
+            </w:r>
+            <w:proofErr w:type="spellEnd"/>
+            <w:r>
+              <w:rPr>
+                <w:rFonts w:ascii="Calibri" w:hAnsi="Calibri" w:cs="Arial"/>
+                <w:iCs/>
+                <w:color w:val="548DD4"/>
+                <w:sz w:val="20"/>
+                <w:szCs w:val="20"/>
+                <w:lang w:val="es-ES" w:eastAsia="es-CL"/>
+              </w:rPr>
+              <w:t xml:space="preserve"> + integración).</w:t>
+            </w:r>
+          </w:p>
+          <w:p>
+            <w:pPr>
+              <w:rPr>
+                <w:rFonts w:ascii="Calibri" w:hAnsi="Calibri" w:cs="Arial"/>
+                <w:iCs/>
+                <w:color w:val="548DD4"/>
+                <w:sz w:val="20"/>
+                <w:szCs w:val="20"/>
+                <w:lang w:val="es-ES" w:eastAsia="es-CL"/>
+              </w:rPr>
+            </w:pPr>
+            <w:r>
+              <w:rPr>
+                <w:rFonts w:ascii="Calibri" w:hAnsi="Calibri" w:cs="Arial"/>
                 <w:iCs/>
                 <w:color w:val="548DD4"/>
                 <w:sz w:val="20"/>
@@ -1140,36 +1120,18 @@
                 <w:lang w:val="es-ES" w:eastAsia="es-CL"/>
               </w:rPr>
               <w:lastRenderedPageBreak/>
-              <w:t>Gestionar proyectos informáticos, ofreciendo alternativas para la toma de decisiones</w:t>
-            </w:r>
-            <w:r>
-              <w:rPr>
-                <w:rFonts w:ascii="Calibri" w:hAnsi="Calibri" w:cs="Arial"/>
-                <w:b/>
-                <w:bCs/>
-                <w:i/>
-                <w:iCs/>
-                <w:color w:val="548DD4"/>
-                <w:sz w:val="20"/>
-                <w:szCs w:val="20"/>
-                <w:lang w:val="es-ES" w:eastAsia="es-CL"/>
-              </w:rPr>
-              <w:t>.</w:t>
-            </w:r>
-          </w:p>
-          <w:p>
-            <w:pPr>
-              <w:rPr>
-                <w:b/>
-                <w:bCs/>
-              </w:rPr>
-            </w:pPr>
-            <w:r>
-              <w:rPr>
-                <w:rFonts w:ascii="Calibri" w:hAnsi="Calibri" w:cs="Arial"/>
-                <w:b/>
-                <w:bCs/>
-                <w:i/>
+              <w:t>Gestionar proyectos informáticos, ofreciendo alternativas para la toma de decisiones.</w:t>
+            </w:r>
+          </w:p>
+          <w:p>
+            <w:pPr>
+              <w:rPr>
+                <w:iCs/>
+              </w:rPr>
+            </w:pPr>
+            <w:r>
+              <w:rPr>
+                <w:rFonts w:ascii="Calibri" w:hAnsi="Calibri" w:cs="Arial"/>
                 <w:iCs/>
                 <w:color w:val="548DD4"/>
                 <w:sz w:val="20"/>
@@ -1378,219 +1340,153 @@
               <w:jc w:val="both"/>
               <w:rPr>
                 <w:rFonts w:ascii="Calibri" w:hAnsi="Calibri" w:cs="Arial"/>
-                <w:i/>
-                <w:iCs/>
-                <w:color w:val="548DD4"/>
-                <w:sz w:val="20"/>
-                <w:szCs w:val="20"/>
-                <w:lang w:val="es-ES" w:eastAsia="es-CL"/>
-              </w:rPr>
-            </w:pPr>
-            <w:r>
-              <w:rPr>
-                <w:rFonts w:ascii="Calibri" w:hAnsi="Calibri" w:cs="Arial"/>
-                <w:b/>
-                <w:bCs/>
-                <w:i/>
-                <w:iCs/>
-                <w:color w:val="548DD4"/>
-                <w:sz w:val="20"/>
-                <w:szCs w:val="20"/>
-                <w:lang w:val="es-ES" w:eastAsia="es-CL"/>
-              </w:rPr>
-              <w:t>Problema:</w:t>
-            </w:r>
-            <w:r>
-              <w:rPr>
-                <w:rFonts w:ascii="Calibri" w:hAnsi="Calibri" w:cs="Arial"/>
-                <w:i/>
-                <w:iCs/>
-                <w:color w:val="548DD4"/>
-                <w:sz w:val="20"/>
-                <w:szCs w:val="20"/>
-                <w:lang w:val="es-ES" w:eastAsia="es-CL"/>
-              </w:rPr>
-              <w:t xml:space="preserve"> Los centros deportivos y gimnasios enfrentan constantes interrupciones operativas por maquinaria fuera de servicio. Los reportes de fallas se realizan de forma verbal o informal, provocando tiempos prolongados de inactivida</w:t>
-            </w:r>
-            <w:r>
-              <w:rPr>
-                <w:rFonts w:ascii="Calibri" w:hAnsi="Calibri" w:cs="Arial"/>
-                <w:i/>
-                <w:iCs/>
-                <w:color w:val="548DD4"/>
-                <w:sz w:val="20"/>
-                <w:szCs w:val="20"/>
-                <w:lang w:val="es-ES" w:eastAsia="es-CL"/>
-              </w:rPr>
-              <w:t>d</w:t>
-            </w:r>
-            <w:r>
-              <w:rPr>
-                <w:rFonts w:ascii="Calibri" w:hAnsi="Calibri" w:cs="Arial"/>
-                <w:i/>
-                <w:iCs/>
-                <w:color w:val="548DD4"/>
-                <w:sz w:val="20"/>
-                <w:szCs w:val="20"/>
-                <w:lang w:val="es-ES" w:eastAsia="es-CL"/>
-              </w:rPr>
-              <w:t>. El mantenimiento es puramente reactivo (se actúa cuando la máquina ya se rompió) y la gerencia no posee datos de uso real ni visibilidad del costo acumulado por equipo.</w:t>
-            </w:r>
-          </w:p>
-          <w:p>
-            <w:pPr>
-              <w:jc w:val="both"/>
-              <w:rPr>
-                <w:rFonts w:ascii="Calibri" w:hAnsi="Calibri" w:cs="Arial"/>
-                <w:i/>
-                <w:iCs/>
-                <w:color w:val="548DD4"/>
-                <w:sz w:val="20"/>
-                <w:szCs w:val="20"/>
-                <w:lang w:val="es-ES" w:eastAsia="es-CL"/>
-              </w:rPr>
-            </w:pPr>
-            <w:r>
-              <w:rPr>
-                <w:rFonts w:ascii="Calibri" w:hAnsi="Calibri" w:cs="Arial"/>
-                <w:b/>
-                <w:bCs/>
-                <w:i/>
-                <w:iCs/>
-                <w:color w:val="548DD4"/>
-                <w:sz w:val="20"/>
-                <w:szCs w:val="20"/>
-                <w:lang w:val="es-ES" w:eastAsia="es-CL"/>
-              </w:rPr>
-              <w:t>Ubicación:</w:t>
-            </w:r>
-            <w:r>
-              <w:rPr>
-                <w:rFonts w:ascii="Calibri" w:hAnsi="Calibri" w:cs="Arial"/>
-                <w:i/>
-                <w:iCs/>
-                <w:color w:val="548DD4"/>
-                <w:sz w:val="20"/>
-                <w:szCs w:val="20"/>
-                <w:lang w:val="es-ES" w:eastAsia="es-CL"/>
-              </w:rPr>
-              <w:t xml:space="preserve"> Gimnasios comerciales, cadenas de fitness y centros deportivos de la Región de Los Lagos (Puerto Montt) y a nivel nacional.</w:t>
-            </w:r>
-          </w:p>
-          <w:p>
-            <w:pPr>
-              <w:jc w:val="both"/>
-              <w:rPr>
-                <w:rFonts w:ascii="Calibri" w:hAnsi="Calibri" w:cs="Arial"/>
-                <w:i/>
-                <w:iCs/>
-                <w:color w:val="548DD4"/>
-                <w:sz w:val="20"/>
-                <w:szCs w:val="20"/>
-                <w:lang w:val="es-ES" w:eastAsia="es-CL"/>
-              </w:rPr>
-            </w:pPr>
-            <w:r>
-              <w:rPr>
-                <w:rFonts w:ascii="Calibri" w:hAnsi="Calibri" w:cs="Arial"/>
-                <w:b/>
-                <w:bCs/>
-                <w:i/>
-                <w:iCs/>
-                <w:color w:val="548DD4"/>
-                <w:sz w:val="20"/>
-                <w:szCs w:val="20"/>
-                <w:lang w:val="es-ES" w:eastAsia="es-CL"/>
-              </w:rPr>
-              <w:t>Población impactada:</w:t>
-            </w:r>
-            <w:r>
-              <w:rPr>
-                <w:rFonts w:ascii="Calibri" w:hAnsi="Calibri" w:cs="Arial"/>
-                <w:i/>
-                <w:iCs/>
-                <w:color w:val="548DD4"/>
-                <w:sz w:val="20"/>
-                <w:szCs w:val="20"/>
-                <w:lang w:val="es-ES" w:eastAsia="es-CL"/>
-              </w:rPr>
-              <w:t xml:space="preserve"> Socios (evita frustración por equipos dañados), personal técnico/aseo (organiza su flujo de trabajo) y la administración del gimnasio (reduce gastos de reparación y extiende la vida útil de sus </w:t>
-            </w:r>
-            <w:r>
-              <w:rPr>
-                <w:rFonts w:ascii="Calibri" w:hAnsi="Calibri" w:cs="Arial"/>
-                <w:i/>
-                <w:iCs/>
-                <w:color w:val="548DD4"/>
-                <w:sz w:val="20"/>
-                <w:szCs w:val="20"/>
-                <w:lang w:val="es-ES" w:eastAsia="es-CL"/>
-              </w:rPr>
-              <w:t>máquinas</w:t>
-            </w:r>
-            <w:r>
-              <w:rPr>
-                <w:rFonts w:ascii="Calibri" w:hAnsi="Calibri" w:cs="Arial"/>
-                <w:i/>
-                <w:iCs/>
-                <w:color w:val="548DD4"/>
-                <w:sz w:val="20"/>
-                <w:szCs w:val="20"/>
-                <w:lang w:val="es-ES" w:eastAsia="es-CL"/>
-              </w:rPr>
-              <w:t>).</w:t>
-            </w:r>
-          </w:p>
-          <w:p>
-            <w:pPr>
-              <w:jc w:val="both"/>
-              <w:rPr>
-                <w:rFonts w:ascii="Calibri" w:hAnsi="Calibri" w:cs="Arial"/>
-                <w:i/>
-                <w:iCs/>
-                <w:color w:val="548DD4"/>
-                <w:sz w:val="20"/>
-                <w:szCs w:val="20"/>
-                <w:lang w:val="es-ES" w:eastAsia="es-CL"/>
-              </w:rPr>
-            </w:pPr>
-            <w:r>
-              <w:rPr>
-                <w:rFonts w:ascii="Calibri" w:hAnsi="Calibri" w:cs="Arial"/>
-                <w:i/>
-                <w:iCs/>
-                <w:color w:val="548DD4"/>
-                <w:sz w:val="20"/>
-                <w:szCs w:val="20"/>
-                <w:lang w:val="es-ES" w:eastAsia="es-CL"/>
-              </w:rPr>
-              <w:t xml:space="preserve"> </w:t>
-            </w:r>
-            <w:r>
-              <w:rPr>
-                <w:rFonts w:ascii="Calibri" w:hAnsi="Calibri" w:cs="Arial"/>
-                <w:b/>
-                <w:bCs/>
-                <w:i/>
-                <w:iCs/>
-                <w:color w:val="548DD4"/>
-                <w:sz w:val="20"/>
-                <w:szCs w:val="20"/>
-                <w:lang w:val="es-ES" w:eastAsia="es-CL"/>
-              </w:rPr>
-              <w:t>Aporte de valor:</w:t>
-            </w:r>
-            <w:r>
-              <w:rPr>
-                <w:rFonts w:ascii="Calibri" w:hAnsi="Calibri" w:cs="Arial"/>
-                <w:i/>
-                <w:iCs/>
-                <w:color w:val="548DD4"/>
-                <w:sz w:val="20"/>
-                <w:szCs w:val="20"/>
-                <w:lang w:val="es-ES" w:eastAsia="es-CL"/>
-              </w:rPr>
-              <w:t xml:space="preserve"> Digitalización inmediata sin fricción mediante códigos QR (sin descarga de app), medición automática del desgaste real con visión por computadora y un dashboard financiero para el cálculo del Costo Total de Propiedad ).</w:t>
+                <w:color w:val="548DD4"/>
+                <w:sz w:val="20"/>
+                <w:szCs w:val="20"/>
+                <w:lang w:val="es-ES" w:eastAsia="es-CL"/>
+              </w:rPr>
+            </w:pPr>
+            <w:r>
+              <w:rPr>
+                <w:rFonts w:ascii="Calibri" w:hAnsi="Calibri" w:cs="Arial"/>
+                <w:color w:val="548DD4"/>
+                <w:sz w:val="20"/>
+                <w:szCs w:val="20"/>
+                <w:lang w:val="es-ES" w:eastAsia="es-CL"/>
+              </w:rPr>
+              <w:t>Problema: Los centros deportivos y gimnasios enfrentan constantes interrupciones operativas por maquinaria fuera de servicio. Los reportes de fallas se realizan de forma verbal o informal, provocando tiempos prolongados de inactividad. El mantenimiento es puramente reactivo (se actúa cuando la máquina ya se rompió) y la gerencia no posee datos de uso real ni visibilidad del costo acumulado por equipo.</w:t>
+            </w:r>
+          </w:p>
+          <w:p>
+            <w:pPr>
+              <w:jc w:val="both"/>
+              <w:rPr>
+                <w:rFonts w:ascii="Calibri" w:hAnsi="Calibri" w:cs="Arial"/>
+                <w:color w:val="548DD4"/>
+                <w:sz w:val="20"/>
+                <w:szCs w:val="20"/>
+                <w:lang w:val="es-ES" w:eastAsia="es-CL"/>
+              </w:rPr>
+            </w:pPr>
+            <w:r>
+              <w:rPr>
+                <w:rFonts w:ascii="Calibri" w:hAnsi="Calibri" w:cs="Arial"/>
+                <w:color w:val="548DD4"/>
+                <w:sz w:val="20"/>
+                <w:szCs w:val="20"/>
+                <w:lang w:val="es-ES" w:eastAsia="es-CL"/>
+              </w:rPr>
+              <w:t>Ubicación: Gimnasios comerciales, cadenas de fitness y centros deportivos de la Región de Los Lagos (Puerto Montt) y a nivel nacional.</w:t>
+            </w:r>
+          </w:p>
+          <w:p>
+            <w:pPr>
+              <w:jc w:val="both"/>
+              <w:rPr>
+                <w:rFonts w:ascii="Calibri" w:hAnsi="Calibri" w:cs="Arial"/>
+                <w:color w:val="548DD4"/>
+                <w:sz w:val="20"/>
+                <w:szCs w:val="20"/>
+                <w:lang w:val="es-ES" w:eastAsia="es-CL"/>
+              </w:rPr>
+            </w:pPr>
+            <w:r>
+              <w:rPr>
+                <w:rFonts w:ascii="Calibri" w:hAnsi="Calibri" w:cs="Arial"/>
+                <w:color w:val="548DD4"/>
+                <w:sz w:val="20"/>
+                <w:szCs w:val="20"/>
+                <w:lang w:val="es-ES" w:eastAsia="es-CL"/>
+              </w:rPr>
+              <w:t>Población impactada: Socios (evita frustración por equipos dañados), personal técnico/aseo (organiza su flujo de trabajo) y la administración del gimnasio (reduce gastos de reparación y extiende la vida útil de sus máquinas).</w:t>
+            </w:r>
+          </w:p>
+          <w:p>
+            <w:pPr>
+              <w:jc w:val="both"/>
+              <w:rPr>
+                <w:rFonts w:ascii="Calibri" w:hAnsi="Calibri" w:cs="Arial"/>
+                <w:color w:val="548DD4"/>
+                <w:sz w:val="20"/>
+                <w:szCs w:val="20"/>
+                <w:lang w:val="es-ES" w:eastAsia="es-CL"/>
+              </w:rPr>
+            </w:pPr>
+            <w:r>
+              <w:rPr>
+                <w:rFonts w:ascii="Calibri" w:hAnsi="Calibri" w:cs="Arial"/>
+                <w:color w:val="548DD4"/>
+                <w:sz w:val="20"/>
+                <w:szCs w:val="20"/>
+                <w:lang w:val="es-ES" w:eastAsia="es-CL"/>
+              </w:rPr>
+              <w:t xml:space="preserve"> Aporte de valor: Digitalización inmediata sin fricción mediante códigos QR (sin descarga de </w:t>
+            </w:r>
+            <w:proofErr w:type="gramStart"/>
+            <w:r>
+              <w:rPr>
+                <w:rFonts w:ascii="Calibri" w:hAnsi="Calibri" w:cs="Arial"/>
+                <w:color w:val="548DD4"/>
+                <w:sz w:val="20"/>
+                <w:szCs w:val="20"/>
+                <w:lang w:val="es-ES" w:eastAsia="es-CL"/>
+              </w:rPr>
+              <w:t>app</w:t>
+            </w:r>
+            <w:proofErr w:type="gramEnd"/>
+            <w:r>
+              <w:rPr>
+                <w:rFonts w:ascii="Calibri" w:hAnsi="Calibri" w:cs="Arial"/>
+                <w:color w:val="548DD4"/>
+                <w:sz w:val="20"/>
+                <w:szCs w:val="20"/>
+                <w:lang w:val="es-ES" w:eastAsia="es-CL"/>
+              </w:rPr>
+              <w:t xml:space="preserve">), medición automática del desgaste real con visión por computadora y un </w:t>
+            </w:r>
+            <w:proofErr w:type="spellStart"/>
+            <w:r>
+              <w:rPr>
+                <w:rFonts w:ascii="Calibri" w:hAnsi="Calibri" w:cs="Arial"/>
+                <w:color w:val="548DD4"/>
+                <w:sz w:val="20"/>
+                <w:szCs w:val="20"/>
+                <w:lang w:val="es-ES" w:eastAsia="es-CL"/>
+              </w:rPr>
+              <w:t>dashboard</w:t>
+            </w:r>
+            <w:proofErr w:type="spellEnd"/>
+            <w:r>
+              <w:rPr>
+                <w:rFonts w:ascii="Calibri" w:hAnsi="Calibri" w:cs="Arial"/>
+                <w:color w:val="548DD4"/>
+                <w:sz w:val="20"/>
+                <w:szCs w:val="20"/>
+                <w:lang w:val="es-ES" w:eastAsia="es-CL"/>
+              </w:rPr>
+              <w:t xml:space="preserve"> financiero para el cálculo del Costo Total de </w:t>
+            </w:r>
+            <w:proofErr w:type="gramStart"/>
+            <w:r>
+              <w:rPr>
+                <w:rFonts w:ascii="Calibri" w:hAnsi="Calibri" w:cs="Arial"/>
+                <w:color w:val="548DD4"/>
+                <w:sz w:val="20"/>
+                <w:szCs w:val="20"/>
+                <w:lang w:val="es-ES" w:eastAsia="es-CL"/>
+              </w:rPr>
+              <w:t>Propiedad )</w:t>
+            </w:r>
+            <w:proofErr w:type="gramEnd"/>
+            <w:r>
+              <w:rPr>
+                <w:rFonts w:ascii="Calibri" w:hAnsi="Calibri" w:cs="Arial"/>
+                <w:color w:val="548DD4"/>
+                <w:sz w:val="20"/>
+                <w:szCs w:val="20"/>
+                <w:lang w:val="es-ES" w:eastAsia="es-CL"/>
+              </w:rPr>
+              <w:t>.</w:t>
             </w:r>
           </w:p>
           <w:p>
@@ -1651,6 +1547,115 @@
               <w:jc w:val="both"/>
               <w:rPr>
                 <w:rFonts w:ascii="Calibri" w:hAnsi="Calibri" w:cs="Arial"/>
+                <w:iCs/>
+                <w:color w:val="548DD4"/>
+                <w:sz w:val="20"/>
+                <w:szCs w:val="20"/>
+                <w:lang w:val="es-ES" w:eastAsia="es-CL"/>
+              </w:rPr>
+            </w:pPr>
+            <w:proofErr w:type="spellStart"/>
+            <w:r>
+              <w:rPr>
+                <w:rFonts w:ascii="Calibri" w:hAnsi="Calibri" w:cs="Arial"/>
+                <w:iCs/>
+                <w:color w:val="548DD4"/>
+                <w:sz w:val="20"/>
+                <w:szCs w:val="20"/>
+                <w:lang w:val="es-ES" w:eastAsia="es-CL"/>
+              </w:rPr>
+              <w:t>GymKeep</w:t>
+            </w:r>
+            <w:proofErr w:type="spellEnd"/>
+            <w:r>
+              <w:rPr>
+                <w:rFonts w:ascii="Calibri" w:hAnsi="Calibri" w:cs="Arial"/>
+                <w:iCs/>
+                <w:color w:val="548DD4"/>
+                <w:sz w:val="20"/>
+                <w:szCs w:val="20"/>
+                <w:lang w:val="es-ES" w:eastAsia="es-CL"/>
+              </w:rPr>
+              <w:t xml:space="preserve"> aborda la problemática a través de tres componentes interconectados:</w:t>
+            </w:r>
+          </w:p>
+          <w:p>
+            <w:pPr>
+              <w:jc w:val="both"/>
+              <w:rPr>
+                <w:rFonts w:ascii="Calibri" w:hAnsi="Calibri" w:cs="Arial"/>
+                <w:iCs/>
+                <w:color w:val="548DD4"/>
+                <w:sz w:val="20"/>
+                <w:szCs w:val="20"/>
+                <w:lang w:val="es-ES" w:eastAsia="es-CL"/>
+              </w:rPr>
+            </w:pPr>
+            <w:r>
+              <w:rPr>
+                <w:rFonts w:ascii="Calibri" w:hAnsi="Calibri" w:cs="Arial"/>
+                <w:iCs/>
+                <w:color w:val="548DD4"/>
+                <w:sz w:val="20"/>
+                <w:szCs w:val="20"/>
+                <w:lang w:val="es-ES" w:eastAsia="es-CL"/>
+              </w:rPr>
+              <w:t xml:space="preserve">Portal de Reporte </w:t>
+            </w:r>
+            <w:proofErr w:type="spellStart"/>
+            <w:r>
+              <w:rPr>
+                <w:rFonts w:ascii="Calibri" w:hAnsi="Calibri" w:cs="Arial"/>
+                <w:iCs/>
+                <w:color w:val="548DD4"/>
+                <w:sz w:val="20"/>
+                <w:szCs w:val="20"/>
+                <w:lang w:val="es-ES" w:eastAsia="es-CL"/>
+              </w:rPr>
+              <w:t>Expres</w:t>
+            </w:r>
+            <w:proofErr w:type="spellEnd"/>
+            <w:r>
+              <w:rPr>
+                <w:rFonts w:ascii="Calibri" w:hAnsi="Calibri" w:cs="Arial"/>
+                <w:iCs/>
+                <w:color w:val="548DD4"/>
+                <w:sz w:val="20"/>
+                <w:szCs w:val="20"/>
+                <w:lang w:val="es-ES" w:eastAsia="es-CL"/>
+              </w:rPr>
+              <w:t>: Permite a socios o personal escanear un código QR pegado en la máquina para enviar un reporte de falla en 10 segundos desde el navegador de su celular, sin necesidad de descargar una aplicación ni crear cuentas.</w:t>
+            </w:r>
+          </w:p>
+          <w:p>
+            <w:pPr>
+              <w:jc w:val="both"/>
+              <w:rPr>
+                <w:rFonts w:ascii="Calibri" w:hAnsi="Calibri" w:cs="Arial"/>
+                <w:iCs/>
+                <w:color w:val="548DD4"/>
+                <w:sz w:val="20"/>
+                <w:szCs w:val="20"/>
+                <w:lang w:val="es-ES" w:eastAsia="es-CL"/>
+              </w:rPr>
+            </w:pPr>
+            <w:r>
+              <w:rPr>
+                <w:rFonts w:ascii="Calibri" w:hAnsi="Calibri" w:cs="Arial"/>
+                <w:iCs/>
+                <w:color w:val="548DD4"/>
+                <w:sz w:val="20"/>
+                <w:szCs w:val="20"/>
+                <w:lang w:val="es-ES" w:eastAsia="es-CL"/>
+              </w:rPr>
+              <w:t>Módulo de Visión por Computadora: Procesa video en tiempo real usando un modelo de Inteligencia Artificial para detectar personas sobre las máquinas y contabilizar sus horas de uso efectivo, permitiendo pasar de un mantenimiento a ciegas a un mantenimiento preventivo basado en desgaste real.</w:t>
+            </w:r>
+          </w:p>
+          <w:p>
+            <w:pPr>
+              <w:jc w:val="both"/>
+              <w:rPr>
+                <w:rFonts w:ascii="Calibri" w:hAnsi="Calibri" w:cs="Arial"/>
                 <w:i/>
                 <w:color w:val="548DD4"/>
                 <w:sz w:val="20"/>
@@ -1661,231 +1666,37 @@
             <w:r>
               <w:rPr>
                 <w:rFonts w:ascii="Calibri" w:hAnsi="Calibri" w:cs="Arial"/>
-                <w:i/>
-                <w:color w:val="548DD4"/>
-                <w:sz w:val="20"/>
-                <w:szCs w:val="20"/>
-                <w:lang w:val="es-ES" w:eastAsia="es-CL"/>
-              </w:rPr>
-              <w:t xml:space="preserve"> </w:t>
-            </w:r>
-            <w:r>
-              <w:rPr>
-                <w:rFonts w:ascii="Calibri" w:hAnsi="Calibri" w:cs="Arial"/>
-                <w:b/>
-                <w:bCs/>
-                <w:i/>
-                <w:color w:val="548DD4"/>
-                <w:sz w:val="20"/>
-                <w:szCs w:val="20"/>
-                <w:lang w:val="es-ES" w:eastAsia="es-CL"/>
-              </w:rPr>
-              <w:t>Objetivo:</w:t>
-            </w:r>
-            <w:r>
-              <w:rPr>
-                <w:rFonts w:ascii="Calibri" w:hAnsi="Calibri" w:cs="Arial"/>
-                <w:i/>
-                <w:color w:val="548DD4"/>
-                <w:sz w:val="20"/>
-                <w:szCs w:val="20"/>
-                <w:lang w:val="es-ES" w:eastAsia="es-CL"/>
-              </w:rPr>
-              <w:t xml:space="preserve"> Desarrollar una solución tecnológica para automatizar el reporte de incidencias mediante códigos QR, medir la ocupación real del equipamiento deportivo y calcular el Costo Total de Propiedad) para optimizar la gestión de mantenimiento en gimnasios.</w:t>
-            </w:r>
-          </w:p>
-          <w:p>
-            <w:pPr>
-              <w:jc w:val="both"/>
-              <w:rPr>
-                <w:rFonts w:ascii="Calibri" w:hAnsi="Calibri" w:cs="Arial"/>
-                <w:i/>
-                <w:color w:val="548DD4"/>
-                <w:sz w:val="20"/>
-                <w:szCs w:val="20"/>
-                <w:lang w:val="es-ES" w:eastAsia="es-CL"/>
-              </w:rPr>
-            </w:pPr>
-            <w:r>
-              <w:rPr>
-                <w:rFonts w:ascii="Calibri" w:hAnsi="Calibri" w:cs="Arial"/>
-                <w:i/>
-                <w:color w:val="548DD4"/>
-                <w:sz w:val="20"/>
-                <w:szCs w:val="20"/>
-                <w:lang w:val="es-ES" w:eastAsia="es-CL"/>
-              </w:rPr>
-              <w:t>GymKeep aborda la problemática a través de tres componentes interconectados:</w:t>
-            </w:r>
-          </w:p>
-          <w:p>
-            <w:pPr>
-              <w:jc w:val="both"/>
-              <w:rPr>
-                <w:rFonts w:ascii="Calibri" w:hAnsi="Calibri" w:cs="Arial"/>
-                <w:i/>
-                <w:color w:val="548DD4"/>
-                <w:sz w:val="20"/>
-                <w:szCs w:val="20"/>
-                <w:lang w:val="es-ES" w:eastAsia="es-CL"/>
-              </w:rPr>
-            </w:pPr>
-            <w:r>
-              <w:rPr>
-                <w:rFonts w:ascii="Calibri" w:hAnsi="Calibri" w:cs="Arial"/>
-                <w:b/>
-                <w:bCs/>
-                <w:i/>
-                <w:color w:val="548DD4"/>
-                <w:sz w:val="20"/>
-                <w:szCs w:val="20"/>
-                <w:lang w:val="es-ES" w:eastAsia="es-CL"/>
-              </w:rPr>
-              <w:t>Portal de Reporte Expres:</w:t>
-            </w:r>
-            <w:r>
-              <w:rPr>
-                <w:rFonts w:ascii="Calibri" w:hAnsi="Calibri" w:cs="Arial"/>
-                <w:i/>
-                <w:color w:val="548DD4"/>
-                <w:sz w:val="20"/>
-                <w:szCs w:val="20"/>
-                <w:lang w:val="es-ES" w:eastAsia="es-CL"/>
-              </w:rPr>
-              <w:t xml:space="preserve"> Permite a socios o personal escanear un código QR pegado en la máquina para enviar un reporte de falla en 10 segundos desde el navegador de su celular, sin necesidad de descargar una aplicación ni crear cuentas.</w:t>
-            </w:r>
-          </w:p>
-          <w:p>
-            <w:pPr>
-              <w:jc w:val="both"/>
-              <w:rPr>
-                <w:rFonts w:ascii="Calibri" w:hAnsi="Calibri" w:cs="Arial"/>
-                <w:i/>
-                <w:color w:val="548DD4"/>
-                <w:sz w:val="20"/>
-                <w:szCs w:val="20"/>
-                <w:lang w:val="es-ES" w:eastAsia="es-CL"/>
-              </w:rPr>
-            </w:pPr>
-            <w:r>
-              <w:rPr>
-                <w:rFonts w:ascii="Calibri" w:hAnsi="Calibri" w:cs="Arial"/>
-                <w:b/>
-                <w:bCs/>
-                <w:i/>
-                <w:color w:val="548DD4"/>
-                <w:sz w:val="20"/>
-                <w:szCs w:val="20"/>
-                <w:lang w:val="es-ES" w:eastAsia="es-CL"/>
-              </w:rPr>
-              <w:t>Módulo de Visión por Computador</w:t>
-            </w:r>
-            <w:r>
-              <w:rPr>
-                <w:rFonts w:ascii="Calibri" w:hAnsi="Calibri" w:cs="Arial"/>
-                <w:b/>
-                <w:bCs/>
-                <w:i/>
-                <w:color w:val="548DD4"/>
-                <w:sz w:val="20"/>
-                <w:szCs w:val="20"/>
-                <w:lang w:val="es-ES" w:eastAsia="es-CL"/>
-              </w:rPr>
-              <w:t>a</w:t>
-            </w:r>
-            <w:r>
-              <w:rPr>
-                <w:rFonts w:ascii="Calibri" w:hAnsi="Calibri" w:cs="Arial"/>
-                <w:b/>
-                <w:bCs/>
-                <w:i/>
-                <w:color w:val="548DD4"/>
-                <w:sz w:val="20"/>
-                <w:szCs w:val="20"/>
-                <w:lang w:val="es-ES" w:eastAsia="es-CL"/>
-              </w:rPr>
-              <w:t>:</w:t>
-            </w:r>
-            <w:r>
-              <w:rPr>
-                <w:rFonts w:ascii="Calibri" w:hAnsi="Calibri" w:cs="Arial"/>
-                <w:i/>
-                <w:color w:val="548DD4"/>
-                <w:sz w:val="20"/>
-                <w:szCs w:val="20"/>
-                <w:lang w:val="es-ES" w:eastAsia="es-CL"/>
-              </w:rPr>
-              <w:t xml:space="preserve"> Procesa video en tiempo real usando un modelo de Inteligencia Artificia</w:t>
-            </w:r>
-            <w:r>
-              <w:rPr>
-                <w:rFonts w:ascii="Calibri" w:hAnsi="Calibri" w:cs="Arial"/>
-                <w:i/>
-                <w:color w:val="548DD4"/>
-                <w:sz w:val="20"/>
-                <w:szCs w:val="20"/>
-                <w:lang w:val="es-ES" w:eastAsia="es-CL"/>
-              </w:rPr>
-              <w:t xml:space="preserve">l </w:t>
-            </w:r>
-            <w:r>
-              <w:rPr>
-                <w:rFonts w:ascii="Calibri" w:hAnsi="Calibri" w:cs="Arial"/>
-                <w:i/>
-                <w:color w:val="548DD4"/>
-                <w:sz w:val="20"/>
-                <w:szCs w:val="20"/>
-                <w:lang w:val="es-ES" w:eastAsia="es-CL"/>
-              </w:rPr>
-              <w:t>para detectar personas sobre las máquinas y contabilizar sus horas de uso efectivo, permitiendo pasar de un mantenimiento a ciegas a un mantenimiento preventivo basado en desgaste real.</w:t>
-            </w:r>
-          </w:p>
-          <w:p>
-            <w:pPr>
-              <w:jc w:val="both"/>
-              <w:rPr>
-                <w:rFonts w:ascii="Calibri" w:hAnsi="Calibri" w:cs="Arial"/>
-                <w:i/>
-                <w:color w:val="548DD4"/>
-                <w:sz w:val="20"/>
-                <w:szCs w:val="20"/>
-                <w:lang w:val="es-ES" w:eastAsia="es-CL"/>
-              </w:rPr>
-            </w:pPr>
-            <w:r>
-              <w:rPr>
-                <w:rFonts w:ascii="Calibri" w:hAnsi="Calibri" w:cs="Arial"/>
-                <w:b/>
-                <w:bCs/>
-                <w:i/>
-                <w:color w:val="548DD4"/>
-                <w:sz w:val="20"/>
-                <w:szCs w:val="20"/>
-                <w:lang w:val="es-ES" w:eastAsia="es-CL"/>
-              </w:rPr>
-              <w:t>Panel Web de Gestión y Dashboard Financiero:</w:t>
-            </w:r>
-            <w:r>
-              <w:rPr>
-                <w:rFonts w:ascii="Calibri" w:hAnsi="Calibri" w:cs="Arial"/>
-                <w:i/>
-                <w:color w:val="548DD4"/>
-                <w:sz w:val="20"/>
-                <w:szCs w:val="20"/>
-                <w:lang w:val="es-ES" w:eastAsia="es-CL"/>
-              </w:rPr>
-              <w:t xml:space="preserve"> Ordena automáticamente las órdenes de trabajo por nivel de urgencia para los técnicos y entrega a la administración gráficos de costos acumulados en repuestos, marcas con mayor tasa de fallas y un indicador que alerta si conviene reparar o reemplazar un equipo</w:t>
-            </w:r>
-            <w:r>
-              <w:rPr>
-                <w:rFonts w:ascii="Calibri" w:hAnsi="Calibri" w:cs="Arial"/>
-                <w:i/>
-                <w:color w:val="548DD4"/>
-                <w:sz w:val="20"/>
-                <w:szCs w:val="20"/>
-                <w:lang w:val="es-ES" w:eastAsia="es-CL"/>
-              </w:rPr>
-              <w:t>.</w:t>
+                <w:iCs/>
+                <w:color w:val="548DD4"/>
+                <w:sz w:val="20"/>
+                <w:szCs w:val="20"/>
+                <w:lang w:val="es-ES" w:eastAsia="es-CL"/>
+              </w:rPr>
+              <w:t xml:space="preserve">Panel Web de Gestión y </w:t>
+            </w:r>
+            <w:proofErr w:type="spellStart"/>
+            <w:r>
+              <w:rPr>
+                <w:rFonts w:ascii="Calibri" w:hAnsi="Calibri" w:cs="Arial"/>
+                <w:iCs/>
+                <w:color w:val="548DD4"/>
+                <w:sz w:val="20"/>
+                <w:szCs w:val="20"/>
+                <w:lang w:val="es-ES" w:eastAsia="es-CL"/>
+              </w:rPr>
+              <w:t>Dashboard</w:t>
+            </w:r>
+            <w:proofErr w:type="spellEnd"/>
+            <w:r>
+              <w:rPr>
+                <w:rFonts w:ascii="Calibri" w:hAnsi="Calibri" w:cs="Arial"/>
+                <w:iCs/>
+                <w:color w:val="548DD4"/>
+                <w:sz w:val="20"/>
+                <w:szCs w:val="20"/>
+                <w:lang w:val="es-ES" w:eastAsia="es-CL"/>
+              </w:rPr>
+              <w:t xml:space="preserve"> Financiero: Ordena automáticamente las órdenes de trabajo por nivel de urgencia para los técnicos y entrega a la administración gráficos de costos acumulados en repuestos, marcas con mayor tasa de fallas y un indicador que alerta si conviene reparar o reemplazar un equipo.</w:t>
             </w:r>
           </w:p>
         </w:tc>
@@ -1932,76 +1743,296 @@
               <w:jc w:val="both"/>
               <w:rPr>
                 <w:rFonts w:ascii="Calibri" w:hAnsi="Calibri" w:cs="Arial"/>
+                <w:iCs/>
+                <w:color w:val="548DD4"/>
+                <w:sz w:val="20"/>
+                <w:szCs w:val="20"/>
+                <w:lang w:val="es-ES" w:eastAsia="es-CL"/>
+              </w:rPr>
+            </w:pPr>
+            <w:r>
+              <w:rPr>
+                <w:rFonts w:ascii="Calibri" w:hAnsi="Calibri" w:cs="Arial"/>
+                <w:iCs/>
+                <w:color w:val="548DD4"/>
+                <w:sz w:val="20"/>
+                <w:szCs w:val="20"/>
+                <w:lang w:val="es-ES" w:eastAsia="es-CL"/>
+              </w:rPr>
+              <w:t xml:space="preserve">Relación con el perfil de egreso: </w:t>
+            </w:r>
+            <w:proofErr w:type="spellStart"/>
+            <w:r>
+              <w:rPr>
+                <w:rFonts w:ascii="Calibri" w:hAnsi="Calibri" w:cs="Arial"/>
+                <w:iCs/>
+                <w:color w:val="548DD4"/>
+                <w:sz w:val="20"/>
+                <w:szCs w:val="20"/>
+                <w:lang w:val="es-ES" w:eastAsia="es-CL"/>
+              </w:rPr>
+              <w:t>GymKeep</w:t>
+            </w:r>
+            <w:proofErr w:type="spellEnd"/>
+            <w:r>
+              <w:rPr>
+                <w:rFonts w:ascii="Calibri" w:hAnsi="Calibri" w:cs="Arial"/>
+                <w:iCs/>
+                <w:color w:val="548DD4"/>
+                <w:sz w:val="20"/>
+                <w:szCs w:val="20"/>
+                <w:lang w:val="es-ES" w:eastAsia="es-CL"/>
+              </w:rPr>
+              <w:t xml:space="preserve"> demuestra la capacidad de resolver un problema de ingeniería de software de principio a fin, integrando desarrollo web y móvil, diseño de bases de datos relacionales, inteligencia artificial y analítica de negocios.</w:t>
+            </w:r>
+          </w:p>
+          <w:p>
+            <w:pPr>
+              <w:jc w:val="both"/>
+              <w:rPr>
+                <w:rFonts w:ascii="Calibri" w:hAnsi="Calibri" w:cs="Arial"/>
+                <w:iCs/>
+                <w:color w:val="548DD4"/>
+                <w:sz w:val="20"/>
+                <w:szCs w:val="20"/>
+                <w:lang w:val="es-ES" w:eastAsia="es-CL"/>
+              </w:rPr>
+            </w:pPr>
+            <w:r>
+              <w:rPr>
+                <w:rFonts w:ascii="Calibri" w:hAnsi="Calibri" w:cs="Arial"/>
+                <w:iCs/>
+                <w:color w:val="548DD4"/>
+                <w:sz w:val="20"/>
+                <w:szCs w:val="20"/>
+                <w:lang w:val="es-ES" w:eastAsia="es-CL"/>
+              </w:rPr>
+              <w:t>Relación con las competencias seleccionadas:</w:t>
+            </w:r>
+          </w:p>
+          <w:p>
+            <w:pPr>
+              <w:jc w:val="both"/>
+              <w:rPr>
+                <w:rFonts w:ascii="Calibri" w:hAnsi="Calibri" w:cs="Arial"/>
+                <w:iCs/>
+                <w:color w:val="548DD4"/>
+                <w:sz w:val="20"/>
+                <w:szCs w:val="20"/>
+                <w:lang w:val="es-ES" w:eastAsia="es-CL"/>
+              </w:rPr>
+            </w:pPr>
+            <w:r>
+              <w:rPr>
+                <w:rFonts w:ascii="Calibri" w:hAnsi="Calibri" w:cs="Arial"/>
+                <w:iCs/>
+                <w:color w:val="548DD4"/>
+                <w:sz w:val="20"/>
+                <w:szCs w:val="20"/>
+                <w:lang w:val="es-ES" w:eastAsia="es-CL"/>
+              </w:rPr>
+              <w:t xml:space="preserve">Construir modelos de datos escalables y con integridad: Permite diseñar la estructura en </w:t>
+            </w:r>
+            <w:proofErr w:type="spellStart"/>
+            <w:r>
+              <w:rPr>
+                <w:rFonts w:ascii="Calibri" w:hAnsi="Calibri" w:cs="Arial"/>
+                <w:iCs/>
+                <w:color w:val="548DD4"/>
+                <w:sz w:val="20"/>
+                <w:szCs w:val="20"/>
+                <w:lang w:val="es-ES" w:eastAsia="es-CL"/>
+              </w:rPr>
+              <w:t>PostgreSql</w:t>
+            </w:r>
+            <w:proofErr w:type="spellEnd"/>
+            <w:r>
+              <w:rPr>
+                <w:rFonts w:ascii="Calibri" w:hAnsi="Calibri" w:cs="Arial"/>
+                <w:iCs/>
+                <w:color w:val="548DD4"/>
+                <w:sz w:val="20"/>
+                <w:szCs w:val="20"/>
+                <w:lang w:val="es-ES" w:eastAsia="es-CL"/>
+              </w:rPr>
+              <w:t xml:space="preserve">) para conectar de forma coherente los datos de activos, registros de cámara, </w:t>
+            </w:r>
+            <w:proofErr w:type="gramStart"/>
+            <w:r>
+              <w:rPr>
+                <w:rFonts w:ascii="Calibri" w:hAnsi="Calibri" w:cs="Arial"/>
+                <w:iCs/>
+                <w:color w:val="548DD4"/>
+                <w:sz w:val="20"/>
+                <w:szCs w:val="20"/>
+                <w:lang w:val="es-ES" w:eastAsia="es-CL"/>
+              </w:rPr>
+              <w:t>tickets</w:t>
+            </w:r>
+            <w:proofErr w:type="gramEnd"/>
+            <w:r>
+              <w:rPr>
+                <w:rFonts w:ascii="Calibri" w:hAnsi="Calibri" w:cs="Arial"/>
+                <w:iCs/>
+                <w:color w:val="548DD4"/>
+                <w:sz w:val="20"/>
+                <w:szCs w:val="20"/>
+                <w:lang w:val="es-ES" w:eastAsia="es-CL"/>
+              </w:rPr>
+              <w:t xml:space="preserve"> de fallas y costos de repuestos.</w:t>
+            </w:r>
+          </w:p>
+          <w:p>
+            <w:pPr>
+              <w:jc w:val="both"/>
+              <w:rPr>
+                <w:rFonts w:ascii="Calibri" w:hAnsi="Calibri" w:cs="Arial"/>
+                <w:iCs/>
+                <w:color w:val="548DD4"/>
+                <w:sz w:val="20"/>
+                <w:szCs w:val="20"/>
+                <w:lang w:val="es-ES" w:eastAsia="es-CL"/>
+              </w:rPr>
+            </w:pPr>
+            <w:r>
+              <w:rPr>
+                <w:rFonts w:ascii="Calibri" w:hAnsi="Calibri" w:cs="Arial"/>
+                <w:iCs/>
+                <w:color w:val="548DD4"/>
+                <w:sz w:val="20"/>
+                <w:szCs w:val="20"/>
+                <w:lang w:val="es-ES" w:eastAsia="es-CL"/>
+              </w:rPr>
+              <w:t>Desarrollar una solución de software (</w:t>
+            </w:r>
+            <w:proofErr w:type="spellStart"/>
+            <w:r>
+              <w:rPr>
+                <w:rFonts w:ascii="Calibri" w:hAnsi="Calibri" w:cs="Arial"/>
+                <w:iCs/>
+                <w:color w:val="548DD4"/>
+                <w:sz w:val="20"/>
+                <w:szCs w:val="20"/>
+                <w:lang w:val="es-ES" w:eastAsia="es-CL"/>
+              </w:rPr>
+              <w:t>backend</w:t>
+            </w:r>
+            <w:proofErr w:type="spellEnd"/>
+            <w:r>
+              <w:rPr>
+                <w:rFonts w:ascii="Calibri" w:hAnsi="Calibri" w:cs="Arial"/>
+                <w:iCs/>
+                <w:color w:val="548DD4"/>
+                <w:sz w:val="20"/>
+                <w:szCs w:val="20"/>
+                <w:lang w:val="es-ES" w:eastAsia="es-CL"/>
+              </w:rPr>
+              <w:t xml:space="preserve"> + integración): Permite programar la API </w:t>
+            </w:r>
+            <w:proofErr w:type="spellStart"/>
+            <w:r>
+              <w:rPr>
+                <w:rFonts w:ascii="Calibri" w:hAnsi="Calibri" w:cs="Arial"/>
+                <w:iCs/>
+                <w:color w:val="548DD4"/>
+                <w:sz w:val="20"/>
+                <w:szCs w:val="20"/>
+                <w:lang w:val="es-ES" w:eastAsia="es-CL"/>
+              </w:rPr>
+              <w:t>RESTful</w:t>
+            </w:r>
+            <w:proofErr w:type="spellEnd"/>
+            <w:r>
+              <w:rPr>
+                <w:rFonts w:ascii="Calibri" w:hAnsi="Calibri" w:cs="Arial"/>
+                <w:iCs/>
+                <w:color w:val="548DD4"/>
+                <w:sz w:val="20"/>
+                <w:szCs w:val="20"/>
+                <w:lang w:val="es-ES" w:eastAsia="es-CL"/>
+              </w:rPr>
+              <w:t xml:space="preserve"> que comunica el escáner QR cliente, la base de datos, el módulo de visión por computadora y la plataforma web administrativa.</w:t>
+            </w:r>
+          </w:p>
+          <w:p>
+            <w:pPr>
+              <w:jc w:val="both"/>
+              <w:rPr>
+                <w:rFonts w:ascii="Calibri" w:hAnsi="Calibri" w:cs="Arial"/>
                 <w:i/>
-                <w:color w:val="548DD4"/>
-                <w:sz w:val="20"/>
-                <w:szCs w:val="20"/>
-                <w:lang w:val="es-ES" w:eastAsia="es-CL"/>
-              </w:rPr>
-            </w:pPr>
-            <w:r>
-              <w:rPr>
-                <w:rFonts w:ascii="Calibri" w:hAnsi="Calibri" w:cs="Arial"/>
-                <w:b/>
-                <w:bCs/>
+                <w:iCs/>
+                <w:color w:val="548DD4"/>
+                <w:sz w:val="20"/>
+                <w:szCs w:val="20"/>
+                <w:lang w:val="es-ES" w:eastAsia="es-CL"/>
+              </w:rPr>
+            </w:pPr>
+            <w:r>
+              <w:rPr>
+                <w:rFonts w:ascii="Calibri" w:hAnsi="Calibri" w:cs="Arial"/>
                 <w:i/>
-                <w:color w:val="548DD4"/>
-                <w:sz w:val="20"/>
-                <w:szCs w:val="20"/>
-                <w:lang w:val="es-ES" w:eastAsia="es-CL"/>
-              </w:rPr>
-              <w:t>Relación con el perfil de egreso:</w:t>
-            </w:r>
+                <w:iCs/>
+                <w:color w:val="548DD4"/>
+                <w:sz w:val="20"/>
+                <w:szCs w:val="20"/>
+                <w:lang w:val="es-ES" w:eastAsia="es-CL"/>
+              </w:rPr>
+              <w:lastRenderedPageBreak/>
+              <w:t xml:space="preserve">Gestionar proyectos informáticos, ofreciendo alternativas para la toma de decisiones: Permite aplicar la metodología ágil Scrum y tomar decisiones técnicas fundamentadas (por ejemplo, elegir una PWA sobre una </w:t>
+            </w:r>
+            <w:proofErr w:type="gramStart"/>
             <w:r>
               <w:rPr>
                 <w:rFonts w:ascii="Calibri" w:hAnsi="Calibri" w:cs="Arial"/>
                 <w:i/>
-                <w:color w:val="548DD4"/>
-                <w:sz w:val="20"/>
-                <w:szCs w:val="20"/>
-                <w:lang w:val="es-ES" w:eastAsia="es-CL"/>
-              </w:rPr>
-              <w:t xml:space="preserve"> GymKeep demuestra la capacidad de resolver un problema de ingeniería de software de principio a fin, integrando desarrollo web y móvil, diseño de bases de datos relacionales, inteligencia artificial y analítica de negocios.</w:t>
-            </w:r>
-          </w:p>
-          <w:p>
-            <w:pPr>
-              <w:jc w:val="both"/>
+                <w:iCs/>
+                <w:color w:val="548DD4"/>
+                <w:sz w:val="20"/>
+                <w:szCs w:val="20"/>
+                <w:lang w:val="es-ES" w:eastAsia="es-CL"/>
+              </w:rPr>
+              <w:t>app</w:t>
+            </w:r>
+            <w:proofErr w:type="gramEnd"/>
+            <w:r>
               <w:rPr>
                 <w:rFonts w:ascii="Calibri" w:hAnsi="Calibri" w:cs="Arial"/>
                 <w:i/>
-                <w:color w:val="548DD4"/>
-                <w:sz w:val="20"/>
-                <w:szCs w:val="20"/>
-                <w:lang w:val="es-ES" w:eastAsia="es-CL"/>
-              </w:rPr>
-            </w:pPr>
-            <w:r>
-              <w:rPr>
-                <w:rFonts w:ascii="Calibri" w:hAnsi="Calibri" w:cs="Arial"/>
-                <w:b/>
-                <w:bCs/>
+                <w:iCs/>
+                <w:color w:val="548DD4"/>
+                <w:sz w:val="20"/>
+                <w:szCs w:val="20"/>
+                <w:lang w:val="es-ES" w:eastAsia="es-CL"/>
+              </w:rPr>
+              <w:t xml:space="preserve"> nativa para evitar que los usuarios tengan que descargar software para escanear un QR).</w:t>
+            </w:r>
+          </w:p>
+          <w:p>
+            <w:pPr>
+              <w:jc w:val="both"/>
+              <w:rPr>
+                <w:rFonts w:ascii="Calibri" w:hAnsi="Calibri" w:cs="Arial"/>
                 <w:i/>
-                <w:color w:val="548DD4"/>
-                <w:sz w:val="20"/>
-                <w:szCs w:val="20"/>
-                <w:lang w:val="es-ES" w:eastAsia="es-CL"/>
-              </w:rPr>
-              <w:t>Relación con las competencias seleccionadas:</w:t>
-            </w:r>
-          </w:p>
-          <w:p>
-            <w:pPr>
-              <w:jc w:val="both"/>
+                <w:iCs/>
+                <w:color w:val="548DD4"/>
+                <w:sz w:val="20"/>
+                <w:szCs w:val="20"/>
+                <w:lang w:val="es-ES" w:eastAsia="es-CL"/>
+              </w:rPr>
+            </w:pPr>
+            <w:r>
               <w:rPr>
                 <w:rFonts w:ascii="Calibri" w:hAnsi="Calibri" w:cs="Arial"/>
                 <w:i/>
-                <w:color w:val="548DD4"/>
-                <w:sz w:val="20"/>
-                <w:szCs w:val="20"/>
-                <w:lang w:val="es-ES" w:eastAsia="es-CL"/>
-              </w:rPr>
-            </w:pPr>
+                <w:iCs/>
+                <w:color w:val="548DD4"/>
+                <w:sz w:val="20"/>
+                <w:szCs w:val="20"/>
+                <w:lang w:val="es-ES" w:eastAsia="es-CL"/>
+              </w:rPr>
+              <w:t xml:space="preserve">Realizar pruebas de certificación de productos y procesos: Permite definir y ejecutar un plan de QA bajo la norma ISO mediante pruebas unitarias, de integración y de </w:t>
+            </w:r>
+            <w:proofErr w:type="gramStart"/>
             <w:r>
               <w:rPr>
                 <w:rFonts w:ascii="Calibri" w:hAnsi="Calibri" w:cs="Arial"/>
@@ -2012,211 +2043,76 @@
                 <w:szCs w:val="20"/>
                 <w:lang w:val="es-ES" w:eastAsia="es-CL"/>
               </w:rPr>
-              <w:lastRenderedPageBreak/>
-              <w:t>Construir modelos de datos escalables y con integridad:</w:t>
-            </w:r>
+              <w:t>interfaz  para</w:t>
+            </w:r>
+            <w:proofErr w:type="gramEnd"/>
             <w:r>
               <w:rPr>
                 <w:rFonts w:ascii="Calibri" w:hAnsi="Calibri" w:cs="Arial"/>
                 <w:i/>
-                <w:color w:val="548DD4"/>
-                <w:sz w:val="20"/>
-                <w:szCs w:val="20"/>
-                <w:lang w:val="es-ES" w:eastAsia="es-CL"/>
-              </w:rPr>
-              <w:t xml:space="preserve"> Permite diseñar la estructura en PostgreS</w:t>
-            </w:r>
+                <w:iCs/>
+                <w:color w:val="548DD4"/>
+                <w:sz w:val="20"/>
+                <w:szCs w:val="20"/>
+                <w:lang w:val="es-ES" w:eastAsia="es-CL"/>
+              </w:rPr>
+              <w:t xml:space="preserve"> asegurar un software robusto.</w:t>
+            </w:r>
+          </w:p>
+          <w:p>
+            <w:pPr>
+              <w:jc w:val="both"/>
+              <w:rPr>
+                <w:rFonts w:ascii="Calibri" w:hAnsi="Calibri" w:cs="Arial"/>
+                <w:color w:val="548DD4"/>
+                <w:sz w:val="20"/>
+                <w:szCs w:val="20"/>
+                <w:lang w:val="es-ES" w:eastAsia="es-CL"/>
+              </w:rPr>
+            </w:pPr>
             <w:r>
               <w:rPr>
                 <w:rFonts w:ascii="Calibri" w:hAnsi="Calibri" w:cs="Arial"/>
                 <w:i/>
-                <w:color w:val="548DD4"/>
-                <w:sz w:val="20"/>
-                <w:szCs w:val="20"/>
-                <w:lang w:val="es-ES" w:eastAsia="es-CL"/>
-              </w:rPr>
-              <w:t>ql</w:t>
-            </w:r>
-            <w:r>
-              <w:rPr>
-                <w:rFonts w:ascii="Calibri" w:hAnsi="Calibri" w:cs="Arial"/>
-                <w:i/>
-                <w:color w:val="548DD4"/>
-                <w:sz w:val="20"/>
-                <w:szCs w:val="20"/>
-                <w:lang w:val="es-ES" w:eastAsia="es-CL"/>
-              </w:rPr>
-              <w:t>) para conectar de forma coherente los datos de activos, registros de cámara, tickets de fallas y costos de repuestos.</w:t>
-            </w:r>
-          </w:p>
-          <w:p>
-            <w:pPr>
-              <w:jc w:val="both"/>
-              <w:rPr>
-                <w:rFonts w:ascii="Calibri" w:hAnsi="Calibri" w:cs="Arial"/>
-                <w:i/>
-                <w:color w:val="548DD4"/>
-                <w:sz w:val="20"/>
-                <w:szCs w:val="20"/>
-                <w:lang w:val="es-ES" w:eastAsia="es-CL"/>
-              </w:rPr>
-            </w:pPr>
-            <w:r>
-              <w:rPr>
-                <w:rFonts w:ascii="Calibri" w:hAnsi="Calibri" w:cs="Arial"/>
-                <w:i/>
-                <w:iCs/>
-                <w:color w:val="548DD4"/>
-                <w:sz w:val="20"/>
-                <w:szCs w:val="20"/>
-                <w:lang w:val="es-ES" w:eastAsia="es-CL"/>
-              </w:rPr>
-              <w:t>Desarrollar una solución de software (backend + integración):</w:t>
-            </w:r>
-            <w:r>
-              <w:rPr>
-                <w:rFonts w:ascii="Calibri" w:hAnsi="Calibri" w:cs="Arial"/>
-                <w:i/>
-                <w:color w:val="548DD4"/>
-                <w:sz w:val="20"/>
-                <w:szCs w:val="20"/>
-                <w:lang w:val="es-ES" w:eastAsia="es-CL"/>
-              </w:rPr>
-              <w:t xml:space="preserve"> Permite programar la API RESTful que comunica el escáner QR cliente, la base de datos, el módulo de visión por computadora y la plataforma web administrativa.</w:t>
-            </w:r>
-          </w:p>
-          <w:p>
-            <w:pPr>
-              <w:jc w:val="both"/>
-              <w:rPr>
-                <w:rFonts w:ascii="Calibri" w:hAnsi="Calibri" w:cs="Arial"/>
-                <w:i/>
-                <w:color w:val="548DD4"/>
-                <w:sz w:val="20"/>
-                <w:szCs w:val="20"/>
-                <w:lang w:val="es-ES" w:eastAsia="es-CL"/>
-              </w:rPr>
-            </w:pPr>
-            <w:r>
-              <w:rPr>
-                <w:rFonts w:ascii="Calibri" w:hAnsi="Calibri" w:cs="Arial"/>
-                <w:i/>
-                <w:iCs/>
-                <w:color w:val="548DD4"/>
-                <w:sz w:val="20"/>
-                <w:szCs w:val="20"/>
-                <w:lang w:val="es-ES" w:eastAsia="es-CL"/>
-              </w:rPr>
-              <w:t>Gestionar proyectos informáticos, ofreciendo alternativas para la toma de decisiones:</w:t>
-            </w:r>
-            <w:r>
-              <w:rPr>
-                <w:rFonts w:ascii="Calibri" w:hAnsi="Calibri" w:cs="Arial"/>
-                <w:i/>
-                <w:color w:val="548DD4"/>
-                <w:sz w:val="20"/>
-                <w:szCs w:val="20"/>
-                <w:lang w:val="es-ES" w:eastAsia="es-CL"/>
-              </w:rPr>
-              <w:t xml:space="preserve"> Permite aplicar la metodología ágil Scrum y tomar decisiones técnicas fundamentadas (por ejemplo, elegir una PWA sobre una app nativa para evitar que los usuarios tengan que descargar software para escanear un QR).</w:t>
-            </w:r>
-          </w:p>
-          <w:p>
-            <w:pPr>
-              <w:jc w:val="both"/>
-              <w:rPr>
-                <w:rFonts w:ascii="Calibri" w:hAnsi="Calibri" w:cs="Arial"/>
-                <w:i/>
-                <w:color w:val="548DD4"/>
-                <w:sz w:val="20"/>
-                <w:szCs w:val="20"/>
-                <w:lang w:val="es-ES" w:eastAsia="es-CL"/>
-              </w:rPr>
-            </w:pPr>
-            <w:r>
-              <w:rPr>
-                <w:rFonts w:ascii="Calibri" w:hAnsi="Calibri" w:cs="Arial"/>
-                <w:i/>
-                <w:iCs/>
-                <w:color w:val="548DD4"/>
-                <w:sz w:val="20"/>
-                <w:szCs w:val="20"/>
-                <w:lang w:val="es-ES" w:eastAsia="es-CL"/>
-              </w:rPr>
-              <w:t>Realizar pruebas de certificación de productos y procesos:</w:t>
-            </w:r>
-            <w:r>
-              <w:rPr>
-                <w:rFonts w:ascii="Calibri" w:hAnsi="Calibri" w:cs="Arial"/>
-                <w:i/>
-                <w:color w:val="548DD4"/>
-                <w:sz w:val="20"/>
-                <w:szCs w:val="20"/>
-                <w:lang w:val="es-ES" w:eastAsia="es-CL"/>
-              </w:rPr>
-              <w:t xml:space="preserve"> Permite definir y ejecutar un plan de QA bajo la norma ISO mediante pruebas unitarias, de integración y de interfaz  para asegurar un software robusto.</w:t>
-            </w:r>
-          </w:p>
-          <w:p>
-            <w:pPr>
-              <w:jc w:val="both"/>
-              <w:rPr>
-                <w:rFonts w:ascii="Calibri" w:hAnsi="Calibri" w:cs="Arial"/>
-                <w:i/>
-                <w:color w:val="548DD4"/>
-                <w:sz w:val="20"/>
-                <w:szCs w:val="20"/>
-                <w:lang w:val="es-ES" w:eastAsia="es-CL"/>
-              </w:rPr>
-            </w:pPr>
-            <w:r>
-              <w:rPr>
-                <w:rFonts w:ascii="Calibri" w:hAnsi="Calibri" w:cs="Arial"/>
-                <w:b/>
-                <w:bCs/>
-                <w:i/>
-                <w:color w:val="548DD4"/>
-                <w:sz w:val="20"/>
-                <w:szCs w:val="20"/>
-                <w:lang w:val="es-ES" w:eastAsia="es-CL"/>
-              </w:rPr>
-              <w:t>Relación con el plan de estudios</w:t>
-            </w:r>
-            <w:r>
-              <w:rPr>
-                <w:rFonts w:ascii="Calibri" w:hAnsi="Calibri" w:cs="Arial"/>
-                <w:b/>
-                <w:bCs/>
-                <w:i/>
-                <w:color w:val="548DD4"/>
-                <w:sz w:val="20"/>
-                <w:szCs w:val="20"/>
-                <w:lang w:val="es-ES" w:eastAsia="es-CL"/>
-              </w:rPr>
-              <w:t xml:space="preserve">: </w:t>
-            </w:r>
-            <w:r>
-              <w:rPr>
-                <w:rFonts w:ascii="Calibri" w:hAnsi="Calibri" w:cs="Arial"/>
-                <w:i/>
-                <w:iCs/>
-                <w:color w:val="548DD4"/>
-                <w:sz w:val="20"/>
-                <w:szCs w:val="20"/>
-                <w:lang w:val="es-ES" w:eastAsia="es-CL"/>
-              </w:rPr>
-              <w:t>Programación de Aplicaciones Móviles, Programación Web, Base de Datos, Integración de Plataformas, Deep Learning, Inteligencia de Negocios y Calidad de Software</w:t>
-            </w:r>
-            <w:r>
-              <w:rPr>
-                <w:rFonts w:ascii="Calibri" w:hAnsi="Calibri" w:cs="Arial"/>
-                <w:i/>
-                <w:color w:val="548DD4"/>
-                <w:sz w:val="20"/>
-                <w:szCs w:val="20"/>
-                <w:lang w:val="es-ES" w:eastAsia="es-CL"/>
-              </w:rPr>
-              <w:t>.</w:t>
+                <w:iCs/>
+                <w:color w:val="548DD4"/>
+                <w:sz w:val="20"/>
+                <w:szCs w:val="20"/>
+                <w:lang w:val="es-ES" w:eastAsia="es-CL"/>
+              </w:rPr>
+              <w:t>Relación con el plan de estudios: Programación de Aplicaciones Móviles, Programación Web, Base de Datos, Integración</w:t>
+            </w:r>
+            <w:r>
+              <w:rPr>
+                <w:rFonts w:ascii="Calibri" w:hAnsi="Calibri" w:cs="Arial"/>
+                <w:color w:val="548DD4"/>
+                <w:sz w:val="20"/>
+                <w:szCs w:val="20"/>
+                <w:lang w:val="es-ES" w:eastAsia="es-CL"/>
+              </w:rPr>
+              <w:t xml:space="preserve"> de Plataformas, Deep </w:t>
+            </w:r>
+            <w:proofErr w:type="spellStart"/>
+            <w:r>
+              <w:rPr>
+                <w:rFonts w:ascii="Calibri" w:hAnsi="Calibri" w:cs="Arial"/>
+                <w:color w:val="548DD4"/>
+                <w:sz w:val="20"/>
+                <w:szCs w:val="20"/>
+                <w:lang w:val="es-ES" w:eastAsia="es-CL"/>
+              </w:rPr>
+              <w:t>Learning</w:t>
+            </w:r>
+            <w:proofErr w:type="spellEnd"/>
+            <w:r>
+              <w:rPr>
+                <w:rFonts w:ascii="Calibri" w:hAnsi="Calibri" w:cs="Arial"/>
+                <w:color w:val="548DD4"/>
+                <w:sz w:val="20"/>
+                <w:szCs w:val="20"/>
+                <w:lang w:val="es-ES" w:eastAsia="es-CL"/>
+              </w:rPr>
+              <w:t>, Inteligencia de Negocios y Calidad de Software.</w:t>
             </w:r>
           </w:p>
           <w:p>
@@ -2270,6 +2166,102 @@
               <w:jc w:val="both"/>
               <w:rPr>
                 <w:rFonts w:ascii="Calibri" w:hAnsi="Calibri" w:cs="Arial"/>
+                <w:iCs/>
+                <w:color w:val="548DD4"/>
+                <w:sz w:val="20"/>
+                <w:szCs w:val="20"/>
+                <w:lang w:val="es-ES" w:eastAsia="es-CL"/>
+              </w:rPr>
+            </w:pPr>
+            <w:r>
+              <w:rPr>
+                <w:rFonts w:ascii="Calibri" w:hAnsi="Calibri" w:cs="Arial"/>
+                <w:iCs/>
+                <w:color w:val="548DD4"/>
+                <w:sz w:val="20"/>
+                <w:szCs w:val="20"/>
+                <w:lang w:val="es-ES" w:eastAsia="es-CL"/>
+              </w:rPr>
+              <w:t>Intereses profesionales del equipo: Nuestros intereses (</w:t>
+            </w:r>
+            <w:proofErr w:type="spellStart"/>
+            <w:r>
+              <w:rPr>
+                <w:rFonts w:ascii="Calibri" w:hAnsi="Calibri" w:cs="Arial"/>
+                <w:iCs/>
+                <w:color w:val="548DD4"/>
+                <w:sz w:val="20"/>
+                <w:szCs w:val="20"/>
+                <w:lang w:val="es-ES" w:eastAsia="es-CL"/>
+              </w:rPr>
+              <w:t>Braihan</w:t>
+            </w:r>
+            <w:proofErr w:type="spellEnd"/>
+            <w:r>
+              <w:rPr>
+                <w:rFonts w:ascii="Calibri" w:hAnsi="Calibri" w:cs="Arial"/>
+                <w:iCs/>
+                <w:color w:val="548DD4"/>
+                <w:sz w:val="20"/>
+                <w:szCs w:val="20"/>
+                <w:lang w:val="es-ES" w:eastAsia="es-CL"/>
+              </w:rPr>
+              <w:t>, Luis y Benjamin) se enfocan en el desarrollo de software Full-Stack, la integración de Inteligencia Artificial aplicada a procesos de negocio y la gestión de proyectos tecnológicos.</w:t>
+            </w:r>
+          </w:p>
+          <w:p>
+            <w:pPr>
+              <w:jc w:val="both"/>
+              <w:rPr>
+                <w:rFonts w:ascii="Calibri" w:hAnsi="Calibri" w:cs="Arial"/>
+                <w:iCs/>
+                <w:color w:val="548DD4"/>
+                <w:sz w:val="20"/>
+                <w:szCs w:val="20"/>
+                <w:lang w:val="es-ES" w:eastAsia="es-CL"/>
+              </w:rPr>
+            </w:pPr>
+            <w:r>
+              <w:rPr>
+                <w:rFonts w:ascii="Calibri" w:hAnsi="Calibri" w:cs="Arial"/>
+                <w:iCs/>
+                <w:color w:val="548DD4"/>
+                <w:sz w:val="20"/>
+                <w:szCs w:val="20"/>
+                <w:lang w:val="es-ES" w:eastAsia="es-CL"/>
+              </w:rPr>
+              <w:t xml:space="preserve">Aspectos reflejados en el proyecto: </w:t>
+            </w:r>
+            <w:proofErr w:type="spellStart"/>
+            <w:r>
+              <w:rPr>
+                <w:rFonts w:ascii="Calibri" w:hAnsi="Calibri" w:cs="Arial"/>
+                <w:iCs/>
+                <w:color w:val="548DD4"/>
+                <w:sz w:val="20"/>
+                <w:szCs w:val="20"/>
+                <w:lang w:val="es-ES" w:eastAsia="es-CL"/>
+              </w:rPr>
+              <w:t>GymKeep</w:t>
+            </w:r>
+            <w:proofErr w:type="spellEnd"/>
+            <w:r>
+              <w:rPr>
+                <w:rFonts w:ascii="Calibri" w:hAnsi="Calibri" w:cs="Arial"/>
+                <w:iCs/>
+                <w:color w:val="548DD4"/>
+                <w:sz w:val="20"/>
+                <w:szCs w:val="20"/>
+                <w:lang w:val="es-ES" w:eastAsia="es-CL"/>
+              </w:rPr>
+              <w:t xml:space="preserve"> refleja estos intereses al combinar la creación de interfaces web/móviles modernas con el uso de visión por computadora avanzada (IA) para transformar imágenes y datos operativos en métricas financieras útiles para la toma de decisiones.</w:t>
+            </w:r>
+          </w:p>
+          <w:p>
+            <w:pPr>
+              <w:jc w:val="both"/>
+              <w:rPr>
+                <w:rFonts w:ascii="Calibri" w:hAnsi="Calibri" w:cs="Arial"/>
                 <w:i/>
                 <w:color w:val="548DD4"/>
                 <w:sz w:val="20"/>
@@ -2280,122 +2272,24 @@
             <w:r>
               <w:rPr>
                 <w:rFonts w:ascii="Calibri" w:hAnsi="Calibri" w:cs="Arial"/>
-                <w:b/>
-                <w:bCs/>
+                <w:iCs/>
+                <w:color w:val="548DD4"/>
+                <w:sz w:val="20"/>
+                <w:szCs w:val="20"/>
+                <w:lang w:val="es-ES" w:eastAsia="es-CL"/>
+              </w:rPr>
+              <w:t>Contribución al desarrollo profesional: Desarrollar este proyecto nos prepara directamente para el mercado laboral actual, entregándonos experiencia práctica en el diseño de arquitecturas modernas, trabajo colaborativo en equipo y resolución de problemas reales mediante software escalable e inteligente</w:t>
+            </w:r>
+            <w:r>
+              <w:rPr>
+                <w:rFonts w:ascii="Calibri" w:hAnsi="Calibri" w:cs="Arial"/>
                 <w:i/>
                 <w:color w:val="548DD4"/>
                 <w:sz w:val="20"/>
                 <w:szCs w:val="20"/>
                 <w:lang w:val="es-ES" w:eastAsia="es-CL"/>
               </w:rPr>
-              <w:t>Intereses profesionales del equipo:</w:t>
-            </w:r>
-            <w:r>
-              <w:rPr>
-                <w:rFonts w:ascii="Calibri" w:hAnsi="Calibri" w:cs="Arial"/>
-                <w:i/>
-                <w:color w:val="548DD4"/>
-                <w:sz w:val="20"/>
-                <w:szCs w:val="20"/>
-                <w:lang w:val="es-ES" w:eastAsia="es-CL"/>
-              </w:rPr>
-              <w:t xml:space="preserve"> Nuestros intereses (Braihan, Luis </w:t>
-            </w:r>
-            <w:r>
-              <w:rPr>
-                <w:rFonts w:ascii="Calibri" w:hAnsi="Calibri" w:cs="Arial"/>
-                <w:i/>
-                <w:color w:val="548DD4"/>
-                <w:sz w:val="20"/>
-                <w:szCs w:val="20"/>
-                <w:lang w:val="es-ES" w:eastAsia="es-CL"/>
-              </w:rPr>
-              <w:t xml:space="preserve">y </w:t>
-            </w:r>
-            <w:r>
-              <w:rPr>
-                <w:rFonts w:ascii="Calibri" w:hAnsi="Calibri" w:cs="Arial"/>
-                <w:i/>
-                <w:color w:val="548DD4"/>
-                <w:sz w:val="20"/>
-                <w:szCs w:val="20"/>
-                <w:lang w:val="es-ES" w:eastAsia="es-CL"/>
-              </w:rPr>
-              <w:t>Benjamin) se enfocan en el desarrollo de software Full-Stack, la integración de Inteligencia Artificial aplicada a procesos de negocio y la gestión de proyectos tecnológicos.</w:t>
-            </w:r>
-          </w:p>
-          <w:p>
-            <w:pPr>
-              <w:jc w:val="both"/>
-              <w:rPr>
-                <w:rFonts w:ascii="Calibri" w:hAnsi="Calibri" w:cs="Arial"/>
-                <w:i/>
-                <w:color w:val="548DD4"/>
-                <w:sz w:val="20"/>
-                <w:szCs w:val="20"/>
-                <w:lang w:val="es-ES" w:eastAsia="es-CL"/>
-              </w:rPr>
-            </w:pPr>
-            <w:r>
-              <w:rPr>
-                <w:rFonts w:ascii="Calibri" w:hAnsi="Calibri" w:cs="Arial"/>
-                <w:b/>
-                <w:bCs/>
-                <w:i/>
-                <w:color w:val="548DD4"/>
-                <w:sz w:val="20"/>
-                <w:szCs w:val="20"/>
-                <w:lang w:val="es-ES" w:eastAsia="es-CL"/>
-              </w:rPr>
-              <w:t>Aspectos reflejados en el proyecto:</w:t>
-            </w:r>
-            <w:r>
-              <w:rPr>
-                <w:rFonts w:ascii="Calibri" w:hAnsi="Calibri" w:cs="Arial"/>
-                <w:i/>
-                <w:color w:val="548DD4"/>
-                <w:sz w:val="20"/>
-                <w:szCs w:val="20"/>
-                <w:lang w:val="es-ES" w:eastAsia="es-CL"/>
-              </w:rPr>
-              <w:t xml:space="preserve"> GymKeep refleja estos intereses al combinar la creación de interfaces web/móviles modernas con el uso de visión por computadora avanzada (IA) para transformar imágenes y datos operativos en métricas financieras útiles para la toma de decisiones.</w:t>
-            </w:r>
-          </w:p>
-          <w:p>
-            <w:pPr>
-              <w:jc w:val="both"/>
-              <w:rPr>
-                <w:rFonts w:ascii="Calibri" w:hAnsi="Calibri" w:cs="Arial"/>
-                <w:i/>
-                <w:color w:val="548DD4"/>
-                <w:sz w:val="20"/>
-                <w:szCs w:val="20"/>
-                <w:lang w:val="es-ES" w:eastAsia="es-CL"/>
-              </w:rPr>
-            </w:pPr>
-            <w:r>
-              <w:rPr>
-                <w:rFonts w:ascii="Calibri" w:hAnsi="Calibri" w:cs="Arial"/>
-                <w:b/>
-                <w:bCs/>
-                <w:i/>
-                <w:color w:val="548DD4"/>
-                <w:sz w:val="20"/>
-                <w:szCs w:val="20"/>
-                <w:lang w:val="es-ES" w:eastAsia="es-CL"/>
-              </w:rPr>
-              <w:t>Contribución al desarrollo profesional:</w:t>
-            </w:r>
-            <w:r>
-              <w:rPr>
-                <w:rFonts w:ascii="Calibri" w:hAnsi="Calibri" w:cs="Arial"/>
-                <w:i/>
-                <w:color w:val="548DD4"/>
-                <w:sz w:val="20"/>
-                <w:szCs w:val="20"/>
-                <w:lang w:val="es-ES" w:eastAsia="es-CL"/>
-              </w:rPr>
-              <w:t xml:space="preserve"> Desarrollar este proyecto nos prepara directamente para el mercado laboral actual, entregándonos experiencia práctica en el diseño de arquitecturas modernas, trabajo colaborativo en equipo y resolución de problemas reales mediante software escalable e inteligente.</w:t>
+              <w:t>.</w:t>
             </w:r>
           </w:p>
         </w:tc>
@@ -2434,6 +2328,264 @@
             <w:pPr>
               <w:rPr>
                 <w:rFonts w:ascii="Calibri" w:hAnsi="Calibri" w:cs="Arial"/>
+                <w:iCs/>
+                <w:color w:val="548DD4"/>
+                <w:sz w:val="20"/>
+                <w:szCs w:val="20"/>
+                <w:lang w:val="es-ES" w:eastAsia="es-CL"/>
+              </w:rPr>
+            </w:pPr>
+            <w:r>
+              <w:rPr>
+                <w:rFonts w:ascii="Calibri" w:hAnsi="Calibri" w:cs="Arial"/>
+                <w:iCs/>
+                <w:color w:val="548DD4"/>
+                <w:sz w:val="20"/>
+                <w:szCs w:val="20"/>
+                <w:lang w:val="es-ES" w:eastAsia="es-CL"/>
+              </w:rPr>
+              <w:t>1. Duración del semestre: Se cuenta con 18 semanas académicas.</w:t>
+            </w:r>
+          </w:p>
+          <w:p>
+            <w:pPr>
+              <w:rPr>
+                <w:rFonts w:ascii="Calibri" w:hAnsi="Calibri" w:cs="Arial"/>
+                <w:iCs/>
+                <w:color w:val="548DD4"/>
+                <w:sz w:val="20"/>
+                <w:szCs w:val="20"/>
+                <w:lang w:val="es-ES" w:eastAsia="es-CL"/>
+              </w:rPr>
+            </w:pPr>
+            <w:r>
+              <w:rPr>
+                <w:rFonts w:ascii="Calibri" w:hAnsi="Calibri" w:cs="Arial"/>
+                <w:iCs/>
+                <w:color w:val="548DD4"/>
+                <w:sz w:val="20"/>
+                <w:szCs w:val="20"/>
+                <w:lang w:val="es-ES" w:eastAsia="es-CL"/>
+              </w:rPr>
+              <w:t xml:space="preserve">2. Horas asignadas a la asignatura: El trabajo se distribuye de manera equitativa entre los 3 integrantes del equipo, aprovechando las horas de clase de </w:t>
+            </w:r>
+            <w:proofErr w:type="spellStart"/>
+            <w:r>
+              <w:rPr>
+                <w:rFonts w:ascii="Calibri" w:hAnsi="Calibri" w:cs="Arial"/>
+                <w:iCs/>
+                <w:color w:val="548DD4"/>
+                <w:sz w:val="20"/>
+                <w:szCs w:val="20"/>
+                <w:lang w:val="es-ES" w:eastAsia="es-CL"/>
+              </w:rPr>
+              <w:t>Capstone</w:t>
+            </w:r>
+            <w:proofErr w:type="spellEnd"/>
+            <w:r>
+              <w:rPr>
+                <w:rFonts w:ascii="Calibri" w:hAnsi="Calibri" w:cs="Arial"/>
+                <w:iCs/>
+                <w:color w:val="548DD4"/>
+                <w:sz w:val="20"/>
+                <w:szCs w:val="20"/>
+                <w:lang w:val="es-ES" w:eastAsia="es-CL"/>
+              </w:rPr>
+              <w:t xml:space="preserve"> y las horas de trabajo autónomo programadas.</w:t>
+            </w:r>
+          </w:p>
+          <w:p>
+            <w:pPr>
+              <w:rPr>
+                <w:rFonts w:ascii="Calibri" w:hAnsi="Calibri" w:cs="Arial"/>
+                <w:iCs/>
+                <w:color w:val="548DD4"/>
+                <w:sz w:val="20"/>
+                <w:szCs w:val="20"/>
+                <w:lang w:val="es-ES" w:eastAsia="es-CL"/>
+              </w:rPr>
+            </w:pPr>
+            <w:r>
+              <w:rPr>
+                <w:rFonts w:ascii="Calibri" w:hAnsi="Calibri" w:cs="Arial"/>
+                <w:iCs/>
+                <w:color w:val="548DD4"/>
+                <w:sz w:val="20"/>
+                <w:szCs w:val="20"/>
+                <w:lang w:val="es-ES" w:eastAsia="es-CL"/>
+              </w:rPr>
+              <w:t xml:space="preserve">3. Materiales requeridos: Se utilizarán herramientas y tecnologías de uso libre y Open </w:t>
+            </w:r>
+            <w:proofErr w:type="spellStart"/>
+            <w:r>
+              <w:rPr>
+                <w:rFonts w:ascii="Calibri" w:hAnsi="Calibri" w:cs="Arial"/>
+                <w:iCs/>
+                <w:color w:val="548DD4"/>
+                <w:sz w:val="20"/>
+                <w:szCs w:val="20"/>
+                <w:lang w:val="es-ES" w:eastAsia="es-CL"/>
+              </w:rPr>
+              <w:t>Source</w:t>
+            </w:r>
+            <w:proofErr w:type="spellEnd"/>
+            <w:r>
+              <w:rPr>
+                <w:rFonts w:ascii="Calibri" w:hAnsi="Calibri" w:cs="Arial"/>
+                <w:iCs/>
+                <w:color w:val="548DD4"/>
+                <w:sz w:val="20"/>
+                <w:szCs w:val="20"/>
+                <w:lang w:val="es-ES" w:eastAsia="es-CL"/>
+              </w:rPr>
+              <w:t xml:space="preserve"> (</w:t>
+            </w:r>
+            <w:proofErr w:type="spellStart"/>
+            <w:r>
+              <w:rPr>
+                <w:rFonts w:ascii="Calibri" w:hAnsi="Calibri" w:cs="Arial"/>
+                <w:iCs/>
+                <w:color w:val="548DD4"/>
+                <w:sz w:val="20"/>
+                <w:szCs w:val="20"/>
+                <w:lang w:val="es-ES" w:eastAsia="es-CL"/>
+              </w:rPr>
+              <w:t>React</w:t>
+            </w:r>
+            <w:proofErr w:type="spellEnd"/>
+            <w:r>
+              <w:rPr>
+                <w:rFonts w:ascii="Calibri" w:hAnsi="Calibri" w:cs="Arial"/>
+                <w:iCs/>
+                <w:color w:val="548DD4"/>
+                <w:sz w:val="20"/>
+                <w:szCs w:val="20"/>
+                <w:lang w:val="es-ES" w:eastAsia="es-CL"/>
+              </w:rPr>
+              <w:t xml:space="preserve">, Node.js/Python, PostgreSQL, YOLOv8, </w:t>
+            </w:r>
+            <w:proofErr w:type="spellStart"/>
+            <w:r>
+              <w:rPr>
+                <w:rFonts w:ascii="Calibri" w:hAnsi="Calibri" w:cs="Arial"/>
+                <w:iCs/>
+                <w:color w:val="548DD4"/>
+                <w:sz w:val="20"/>
+                <w:szCs w:val="20"/>
+                <w:lang w:val="es-ES" w:eastAsia="es-CL"/>
+              </w:rPr>
+              <w:t>OpenCV</w:t>
+            </w:r>
+            <w:proofErr w:type="spellEnd"/>
+            <w:r>
+              <w:rPr>
+                <w:rFonts w:ascii="Calibri" w:hAnsi="Calibri" w:cs="Arial"/>
+                <w:iCs/>
+                <w:color w:val="548DD4"/>
+                <w:sz w:val="20"/>
+                <w:szCs w:val="20"/>
+                <w:lang w:val="es-ES" w:eastAsia="es-CL"/>
+              </w:rPr>
+              <w:t>, Docker) y computadores personales estándar con webcams para las pruebas.</w:t>
+            </w:r>
+          </w:p>
+          <w:p>
+            <w:pPr>
+              <w:rPr>
+                <w:rFonts w:ascii="Calibri" w:hAnsi="Calibri" w:cs="Arial"/>
+                <w:iCs/>
+                <w:color w:val="548DD4"/>
+                <w:sz w:val="20"/>
+                <w:szCs w:val="20"/>
+                <w:lang w:val="es-ES" w:eastAsia="es-CL"/>
+              </w:rPr>
+            </w:pPr>
+            <w:r>
+              <w:rPr>
+                <w:rFonts w:ascii="Calibri" w:hAnsi="Calibri" w:cs="Arial"/>
+                <w:iCs/>
+                <w:color w:val="548DD4"/>
+                <w:sz w:val="20"/>
+                <w:szCs w:val="20"/>
+                <w:lang w:val="es-ES" w:eastAsia="es-CL"/>
+              </w:rPr>
+              <w:t xml:space="preserve">4. Factores externos que facilitan su desarrollo: Disponibilidad de modelos de IA </w:t>
+            </w:r>
+            <w:proofErr w:type="spellStart"/>
+            <w:r>
+              <w:rPr>
+                <w:rFonts w:ascii="Calibri" w:hAnsi="Calibri" w:cs="Arial"/>
+                <w:iCs/>
+                <w:color w:val="548DD4"/>
+                <w:sz w:val="20"/>
+                <w:szCs w:val="20"/>
+                <w:lang w:val="es-ES" w:eastAsia="es-CL"/>
+              </w:rPr>
+              <w:t>preentrenados</w:t>
+            </w:r>
+            <w:proofErr w:type="spellEnd"/>
+            <w:r>
+              <w:rPr>
+                <w:rFonts w:ascii="Calibri" w:hAnsi="Calibri" w:cs="Arial"/>
+                <w:iCs/>
+                <w:color w:val="548DD4"/>
+                <w:sz w:val="20"/>
+                <w:szCs w:val="20"/>
+                <w:lang w:val="es-ES" w:eastAsia="es-CL"/>
+              </w:rPr>
+              <w:t xml:space="preserve"> y librerías maduras de lectura QR en entornos web, lo que evita programar algoritmos base desde cero.</w:t>
+            </w:r>
+          </w:p>
+          <w:p>
+            <w:pPr>
+              <w:rPr>
+                <w:rFonts w:ascii="Calibri" w:hAnsi="Calibri" w:cs="Arial"/>
+                <w:iCs/>
+                <w:color w:val="548DD4"/>
+                <w:sz w:val="20"/>
+                <w:szCs w:val="20"/>
+                <w:lang w:val="es-ES" w:eastAsia="es-CL"/>
+              </w:rPr>
+            </w:pPr>
+            <w:r>
+              <w:rPr>
+                <w:rFonts w:ascii="Calibri" w:hAnsi="Calibri" w:cs="Arial"/>
+                <w:iCs/>
+                <w:color w:val="548DD4"/>
+                <w:sz w:val="20"/>
+                <w:szCs w:val="20"/>
+                <w:lang w:val="es-ES" w:eastAsia="es-CL"/>
+              </w:rPr>
+              <w:t>5. Factores externos que dificultan su desarrollo y su solución:</w:t>
+            </w:r>
+          </w:p>
+          <w:p>
+            <w:pPr>
+              <w:rPr>
+                <w:rFonts w:ascii="Calibri" w:hAnsi="Calibri" w:cs="Arial"/>
+                <w:iCs/>
+                <w:color w:val="548DD4"/>
+                <w:sz w:val="20"/>
+                <w:szCs w:val="20"/>
+                <w:lang w:val="es-ES" w:eastAsia="es-CL"/>
+              </w:rPr>
+            </w:pPr>
+            <w:r>
+              <w:rPr>
+                <w:rFonts w:ascii="Calibri" w:hAnsi="Calibri" w:cs="Arial"/>
+                <w:iCs/>
+                <w:color w:val="548DD4"/>
+                <w:sz w:val="20"/>
+                <w:szCs w:val="20"/>
+                <w:lang w:val="es-ES" w:eastAsia="es-CL"/>
+              </w:rPr>
+              <w:t>Dificultad: La imposibilidad de instalar cámaras físicas en un gimnasio real durante el semestre académico.</w:t>
+            </w:r>
+          </w:p>
+          <w:p>
+            <w:pPr>
+              <w:rPr>
+                <w:rFonts w:ascii="Calibri" w:hAnsi="Calibri" w:cs="Arial"/>
                 <w:i/>
                 <w:color w:val="548DD4"/>
                 <w:sz w:val="20"/>
@@ -2444,389 +2596,13 @@
             <w:r>
               <w:rPr>
                 <w:rFonts w:ascii="Calibri" w:hAnsi="Calibri" w:cs="Arial"/>
-                <w:i/>
-                <w:color w:val="548DD4"/>
-                <w:sz w:val="20"/>
-                <w:szCs w:val="20"/>
-                <w:lang w:val="es-ES" w:eastAsia="es-CL"/>
-              </w:rPr>
-              <w:t>1.</w:t>
-            </w:r>
-            <w:r>
-              <w:rPr>
-                <w:rFonts w:ascii="Calibri" w:hAnsi="Calibri" w:cs="Arial"/>
-                <w:i/>
-                <w:color w:val="548DD4"/>
-                <w:sz w:val="20"/>
-                <w:szCs w:val="20"/>
-                <w:lang w:val="es-ES" w:eastAsia="es-CL"/>
-              </w:rPr>
-              <w:t xml:space="preserve"> </w:t>
-            </w:r>
-            <w:r>
-              <w:rPr>
-                <w:rFonts w:ascii="Calibri" w:hAnsi="Calibri" w:cs="Arial"/>
-                <w:b/>
-                <w:bCs/>
-                <w:i/>
-                <w:color w:val="548DD4"/>
-                <w:sz w:val="20"/>
-                <w:szCs w:val="20"/>
-                <w:lang w:val="es-ES" w:eastAsia="es-CL"/>
-              </w:rPr>
-              <w:t>Duración del semestre:</w:t>
-            </w:r>
-            <w:r>
-              <w:rPr>
-                <w:rFonts w:ascii="Calibri" w:hAnsi="Calibri" w:cs="Arial"/>
-                <w:i/>
-                <w:color w:val="548DD4"/>
-                <w:sz w:val="20"/>
-                <w:szCs w:val="20"/>
-                <w:lang w:val="es-ES" w:eastAsia="es-CL"/>
-              </w:rPr>
-              <w:t xml:space="preserve"> Se cuenta con 18 semanas académicas</w:t>
-            </w:r>
-            <w:r>
-              <w:rPr>
-                <w:rFonts w:ascii="Calibri" w:hAnsi="Calibri" w:cs="Arial"/>
-                <w:i/>
-                <w:color w:val="548DD4"/>
-                <w:sz w:val="20"/>
-                <w:szCs w:val="20"/>
-                <w:lang w:val="es-ES" w:eastAsia="es-CL"/>
-              </w:rPr>
-              <w:t>.</w:t>
-            </w:r>
-          </w:p>
-          <w:p>
-            <w:pPr>
-              <w:rPr>
-                <w:rFonts w:ascii="Calibri" w:hAnsi="Calibri" w:cs="Arial"/>
-                <w:i/>
-                <w:color w:val="548DD4"/>
-                <w:sz w:val="20"/>
-                <w:szCs w:val="20"/>
-                <w:lang w:val="es-ES" w:eastAsia="es-CL"/>
-              </w:rPr>
-            </w:pPr>
-            <w:r>
-              <w:rPr>
-                <w:rFonts w:ascii="Calibri" w:hAnsi="Calibri" w:cs="Arial"/>
-                <w:i/>
-                <w:color w:val="548DD4"/>
-                <w:sz w:val="20"/>
-                <w:szCs w:val="20"/>
-                <w:lang w:val="es-ES" w:eastAsia="es-CL"/>
-              </w:rPr>
-              <w:t>2.</w:t>
-            </w:r>
-            <w:r>
-              <w:rPr>
-                <w:rFonts w:ascii="Calibri" w:hAnsi="Calibri" w:cs="Arial"/>
-                <w:i/>
-                <w:color w:val="548DD4"/>
-                <w:sz w:val="20"/>
-                <w:szCs w:val="20"/>
-                <w:lang w:val="es-ES" w:eastAsia="es-CL"/>
-              </w:rPr>
-              <w:t xml:space="preserve"> </w:t>
-            </w:r>
-            <w:r>
-              <w:rPr>
-                <w:rFonts w:ascii="Calibri" w:hAnsi="Calibri" w:cs="Arial"/>
-                <w:b/>
-                <w:bCs/>
-                <w:i/>
-                <w:color w:val="548DD4"/>
-                <w:sz w:val="20"/>
-                <w:szCs w:val="20"/>
-                <w:lang w:val="es-ES" w:eastAsia="es-CL"/>
-              </w:rPr>
-              <w:t>Horas asignadas a la asignatura:</w:t>
-            </w:r>
-            <w:r>
-              <w:rPr>
-                <w:rFonts w:ascii="Calibri" w:hAnsi="Calibri" w:cs="Arial"/>
-                <w:i/>
-                <w:color w:val="548DD4"/>
-                <w:sz w:val="20"/>
-                <w:szCs w:val="20"/>
-                <w:lang w:val="es-ES" w:eastAsia="es-CL"/>
-              </w:rPr>
-              <w:t xml:space="preserve"> El trabajo se distribuye de manera equitativa entre los 3 integrantes del equipo, aprovechando las horas de clase de Capstone y las horas de trabajo autónomo programadas.</w:t>
-            </w:r>
-          </w:p>
-          <w:p>
-            <w:pPr>
-              <w:rPr>
-                <w:rFonts w:ascii="Calibri" w:hAnsi="Calibri" w:cs="Arial"/>
-                <w:i/>
-                <w:color w:val="548DD4"/>
-                <w:sz w:val="20"/>
-                <w:szCs w:val="20"/>
-                <w:lang w:val="es-ES" w:eastAsia="es-CL"/>
-              </w:rPr>
-            </w:pPr>
-            <w:r>
-              <w:rPr>
-                <w:rFonts w:ascii="Calibri" w:hAnsi="Calibri" w:cs="Arial"/>
-                <w:i/>
-                <w:color w:val="548DD4"/>
-                <w:sz w:val="20"/>
-                <w:szCs w:val="20"/>
-                <w:lang w:val="es-ES" w:eastAsia="es-CL"/>
-              </w:rPr>
-              <w:t>3.</w:t>
-            </w:r>
-            <w:r>
-              <w:rPr>
-                <w:rFonts w:ascii="Calibri" w:hAnsi="Calibri" w:cs="Arial"/>
-                <w:i/>
-                <w:color w:val="548DD4"/>
-                <w:sz w:val="20"/>
-                <w:szCs w:val="20"/>
-                <w:lang w:val="es-ES" w:eastAsia="es-CL"/>
-              </w:rPr>
-              <w:t xml:space="preserve"> </w:t>
-            </w:r>
-            <w:r>
-              <w:rPr>
-                <w:rFonts w:ascii="Calibri" w:hAnsi="Calibri" w:cs="Arial"/>
-                <w:b/>
-                <w:bCs/>
-                <w:i/>
-                <w:color w:val="548DD4"/>
-                <w:sz w:val="20"/>
-                <w:szCs w:val="20"/>
-                <w:lang w:val="es-ES" w:eastAsia="es-CL"/>
-              </w:rPr>
-              <w:t>Materiales requeridos:</w:t>
-            </w:r>
-            <w:r>
-              <w:rPr>
-                <w:rFonts w:ascii="Calibri" w:hAnsi="Calibri" w:cs="Arial"/>
-                <w:i/>
-                <w:color w:val="548DD4"/>
-                <w:sz w:val="20"/>
-                <w:szCs w:val="20"/>
-                <w:lang w:val="es-ES" w:eastAsia="es-CL"/>
-              </w:rPr>
-              <w:t xml:space="preserve"> Se utilizarán herramientas y tecnologías de uso libre y </w:t>
-            </w:r>
-            <w:r>
-              <w:rPr>
-                <w:rFonts w:ascii="Calibri" w:hAnsi="Calibri" w:cs="Arial"/>
-                <w:i/>
-                <w:iCs/>
-                <w:color w:val="548DD4"/>
-                <w:sz w:val="20"/>
-                <w:szCs w:val="20"/>
-                <w:lang w:val="es-ES" w:eastAsia="es-CL"/>
-              </w:rPr>
-              <w:t>Open Source</w:t>
-            </w:r>
-            <w:r>
-              <w:rPr>
-                <w:rFonts w:ascii="Calibri" w:hAnsi="Calibri" w:cs="Arial"/>
-                <w:i/>
-                <w:color w:val="548DD4"/>
-                <w:sz w:val="20"/>
-                <w:szCs w:val="20"/>
-                <w:lang w:val="es-ES" w:eastAsia="es-CL"/>
-              </w:rPr>
-              <w:t xml:space="preserve"> (React, Node.js/Python, PostgreSQL, YOLOv8, OpenCV, Docker) y computadores personales estándar con webcams para las pruebas.</w:t>
-            </w:r>
-          </w:p>
-          <w:p>
-            <w:pPr>
-              <w:rPr>
-                <w:rFonts w:ascii="Calibri" w:hAnsi="Calibri" w:cs="Arial"/>
-                <w:i/>
-                <w:color w:val="548DD4"/>
-                <w:sz w:val="20"/>
-                <w:szCs w:val="20"/>
-                <w:lang w:val="es-ES" w:eastAsia="es-CL"/>
-              </w:rPr>
-            </w:pPr>
-            <w:r>
-              <w:rPr>
-                <w:rFonts w:ascii="Calibri" w:hAnsi="Calibri" w:cs="Arial"/>
-                <w:i/>
-                <w:color w:val="548DD4"/>
-                <w:sz w:val="20"/>
-                <w:szCs w:val="20"/>
-                <w:lang w:val="es-ES" w:eastAsia="es-CL"/>
-              </w:rPr>
-              <w:t>4.</w:t>
-            </w:r>
-            <w:r>
-              <w:rPr>
-                <w:rFonts w:ascii="Calibri" w:hAnsi="Calibri" w:cs="Arial"/>
-                <w:i/>
-                <w:color w:val="548DD4"/>
-                <w:sz w:val="20"/>
-                <w:szCs w:val="20"/>
-                <w:lang w:val="es-ES" w:eastAsia="es-CL"/>
-              </w:rPr>
-              <w:t xml:space="preserve"> </w:t>
-            </w:r>
-            <w:r>
-              <w:rPr>
-                <w:rFonts w:ascii="Calibri" w:hAnsi="Calibri" w:cs="Arial"/>
-                <w:b/>
-                <w:bCs/>
-                <w:i/>
-                <w:color w:val="548DD4"/>
-                <w:sz w:val="20"/>
-                <w:szCs w:val="20"/>
-                <w:lang w:val="es-ES" w:eastAsia="es-CL"/>
-              </w:rPr>
-              <w:t>Factores externos que facilitan su desarrollo:</w:t>
-            </w:r>
-            <w:r>
-              <w:rPr>
-                <w:rFonts w:ascii="Calibri" w:hAnsi="Calibri" w:cs="Arial"/>
-                <w:i/>
-                <w:color w:val="548DD4"/>
-                <w:sz w:val="20"/>
-                <w:szCs w:val="20"/>
-                <w:lang w:val="es-ES" w:eastAsia="es-CL"/>
-              </w:rPr>
-              <w:t xml:space="preserve"> Disponibilidad de modelos de IA preentrenados y librerías maduras de lectura QR en entornos web, lo que evita programar algoritmos base desde cero.</w:t>
-            </w:r>
-          </w:p>
-          <w:p>
-            <w:pPr>
-              <w:rPr>
-                <w:rFonts w:ascii="Calibri" w:hAnsi="Calibri" w:cs="Arial"/>
-                <w:i/>
-                <w:color w:val="548DD4"/>
-                <w:sz w:val="20"/>
-                <w:szCs w:val="20"/>
-                <w:lang w:val="es-ES" w:eastAsia="es-CL"/>
-              </w:rPr>
-            </w:pPr>
-            <w:r>
-              <w:rPr>
-                <w:rFonts w:ascii="Calibri" w:hAnsi="Calibri" w:cs="Arial"/>
-                <w:b/>
-                <w:bCs/>
-                <w:i/>
-                <w:color w:val="548DD4"/>
-                <w:sz w:val="20"/>
-                <w:szCs w:val="20"/>
-                <w:lang w:val="es-ES" w:eastAsia="es-CL"/>
-              </w:rPr>
-              <w:t xml:space="preserve">5. </w:t>
-            </w:r>
-            <w:r>
-              <w:rPr>
-                <w:rFonts w:ascii="Calibri" w:hAnsi="Calibri" w:cs="Arial"/>
-                <w:b/>
-                <w:bCs/>
-                <w:i/>
-                <w:color w:val="548DD4"/>
-                <w:sz w:val="20"/>
-                <w:szCs w:val="20"/>
-                <w:lang w:val="es-ES" w:eastAsia="es-CL"/>
-              </w:rPr>
-              <w:t>Factores externos que dificultan su desarrollo y su solución:</w:t>
-            </w:r>
-          </w:p>
-          <w:p>
-            <w:pPr>
-              <w:rPr>
-                <w:rFonts w:ascii="Calibri" w:hAnsi="Calibri" w:cs="Arial"/>
-                <w:i/>
-                <w:color w:val="548DD4"/>
-                <w:sz w:val="20"/>
-                <w:szCs w:val="20"/>
-                <w:lang w:val="es-ES" w:eastAsia="es-CL"/>
-              </w:rPr>
-            </w:pPr>
-            <w:r>
-              <w:rPr>
-                <w:rFonts w:ascii="Calibri" w:hAnsi="Calibri" w:cs="Arial"/>
-                <w:i/>
-                <w:iCs/>
-                <w:color w:val="548DD4"/>
-                <w:sz w:val="20"/>
-                <w:szCs w:val="20"/>
-                <w:lang w:val="es-ES" w:eastAsia="es-CL"/>
-              </w:rPr>
-              <w:t>Dificultad:</w:t>
-            </w:r>
-            <w:r>
-              <w:rPr>
-                <w:rFonts w:ascii="Calibri" w:hAnsi="Calibri" w:cs="Arial"/>
-                <w:i/>
-                <w:color w:val="548DD4"/>
-                <w:sz w:val="20"/>
-                <w:szCs w:val="20"/>
-                <w:lang w:val="es-ES" w:eastAsia="es-CL"/>
-              </w:rPr>
-              <w:t xml:space="preserve"> La imposibilidad de instalar cámaras físicas en un gimnasio real durante el semestre académico.</w:t>
-            </w:r>
-          </w:p>
-          <w:p>
-            <w:pPr>
-              <w:rPr>
-                <w:rFonts w:ascii="Calibri" w:hAnsi="Calibri" w:cs="Arial"/>
-                <w:i/>
-                <w:color w:val="548DD4"/>
-                <w:sz w:val="20"/>
-                <w:szCs w:val="20"/>
-                <w:lang w:val="es-ES" w:eastAsia="es-CL"/>
-              </w:rPr>
-            </w:pPr>
-            <w:r>
-              <w:rPr>
-                <w:rFonts w:ascii="Calibri" w:hAnsi="Calibri" w:cs="Arial"/>
-                <w:i/>
-                <w:iCs/>
-                <w:color w:val="548DD4"/>
-                <w:sz w:val="20"/>
-                <w:szCs w:val="20"/>
-                <w:lang w:val="es-ES" w:eastAsia="es-CL"/>
-              </w:rPr>
-              <w:lastRenderedPageBreak/>
-              <w:t>Solución:</w:t>
-            </w:r>
-            <w:r>
-              <w:rPr>
-                <w:rFonts w:ascii="Calibri" w:hAnsi="Calibri" w:cs="Arial"/>
-                <w:i/>
-                <w:color w:val="548DD4"/>
-                <w:sz w:val="20"/>
-                <w:szCs w:val="20"/>
-                <w:lang w:val="es-ES" w:eastAsia="es-CL"/>
-              </w:rPr>
-              <w:t xml:space="preserve"> El módulo de visión por computadora se desarrollará y validará mediante una Prueba de Concepto</w:t>
-            </w:r>
-            <w:r>
-              <w:rPr>
-                <w:rFonts w:ascii="Calibri" w:hAnsi="Calibri" w:cs="Arial"/>
-                <w:b/>
-                <w:bCs/>
-                <w:i/>
-                <w:color w:val="548DD4"/>
-                <w:sz w:val="20"/>
-                <w:szCs w:val="20"/>
-                <w:lang w:val="es-ES" w:eastAsia="es-CL"/>
-              </w:rPr>
-              <w:t xml:space="preserve"> </w:t>
-            </w:r>
-            <w:r>
-              <w:rPr>
-                <w:rFonts w:ascii="Calibri" w:hAnsi="Calibri" w:cs="Arial"/>
-                <w:i/>
-                <w:color w:val="548DD4"/>
-                <w:sz w:val="20"/>
-                <w:szCs w:val="20"/>
-                <w:lang w:val="es-ES" w:eastAsia="es-CL"/>
-              </w:rPr>
-              <w:t>procesando videos grabados de entrenamiento, mientras que las pruebas de volumen en la base de datos se realizarán mediante datos sintéticos.</w:t>
+                <w:iCs/>
+                <w:color w:val="548DD4"/>
+                <w:sz w:val="20"/>
+                <w:szCs w:val="20"/>
+                <w:lang w:val="es-ES" w:eastAsia="es-CL"/>
+              </w:rPr>
+              <w:t>Solución: El módulo de visión por computadora se desarrollará y validará mediante una Prueba de Concepto procesando videos grabados de entrenamiento, mientras que las pruebas de volumen en la base de datos se realizarán mediante datos sintéticos.</w:t>
             </w:r>
           </w:p>
         </w:tc>
@@ -2912,6 +2688,7 @@
                 <w:sz w:val="28"/>
                 <w:szCs w:val="28"/>
               </w:rPr>
+              <w:lastRenderedPageBreak/>
               <w:t>4</w:t>
             </w:r>
             <w:r>
@@ -3037,7 +2814,7 @@
               <w:jc w:val="both"/>
               <w:rPr>
                 <w:rFonts w:ascii="Calibri" w:hAnsi="Calibri" w:cs="Arial"/>
-                <w:i/>
+                <w:iCs/>
                 <w:color w:val="548DD4"/>
                 <w:sz w:val="20"/>
                 <w:szCs w:val="20"/>
@@ -3047,13 +2824,13 @@
             <w:r>
               <w:rPr>
                 <w:rFonts w:ascii="Calibri" w:hAnsi="Calibri" w:cs="Arial"/>
-                <w:i/>
+                <w:iCs/>
                 <w:color w:val="548DD4"/>
                 <w:sz w:val="20"/>
                 <w:szCs w:val="20"/>
                 <w:lang w:eastAsia="es-CL"/>
               </w:rPr>
-              <w:t>Desarrollar una solución tecnológica integral compuesta por una aplicación web móvil), una API backend, un módulo de visión por computadora y un dashboard analítico, para automatizar el reporte de incidencias mediante códigos QR, medir el uso real del equipamiento deportivo y calcular el Costo Total de Propiedad  para optimizar la gestión de mantenimiento en centros deportivos y gimnasios.</w:t>
+              <w:t>Desarrollar un sistema web y móvil que automatice el reporte de fallas por código QR, mida el uso de máquinas mediante visión por computadora y optimice la gestión del mantenimiento operativo en gimnasios.</w:t>
             </w:r>
           </w:p>
         </w:tc>
@@ -3107,111 +2884,143 @@
               <w:jc w:val="both"/>
               <w:rPr>
                 <w:rFonts w:ascii="Calibri" w:hAnsi="Calibri" w:cs="Arial"/>
-                <w:i/>
-                <w:color w:val="548DD4"/>
-                <w:sz w:val="20"/>
-                <w:szCs w:val="20"/>
-                <w:lang w:eastAsia="es-CL"/>
-              </w:rPr>
-            </w:pPr>
-            <w:r>
-              <w:rPr>
-                <w:rFonts w:ascii="Calibri" w:hAnsi="Calibri" w:cs="Arial"/>
-                <w:i/>
-                <w:color w:val="548DD4"/>
-                <w:sz w:val="20"/>
-                <w:szCs w:val="20"/>
-                <w:lang w:eastAsia="es-CL"/>
-              </w:rPr>
-              <w:t>D</w:t>
-            </w:r>
-            <w:r>
-              <w:rPr>
-                <w:rFonts w:ascii="Calibri" w:hAnsi="Calibri" w:cs="Arial"/>
-                <w:i/>
-                <w:color w:val="548DD4"/>
-                <w:sz w:val="20"/>
-                <w:szCs w:val="20"/>
-                <w:lang w:eastAsia="es-CL"/>
-              </w:rPr>
-              <w:t>escrib</w:t>
-            </w:r>
-            <w:r>
-              <w:rPr>
-                <w:rFonts w:ascii="Calibri" w:hAnsi="Calibri" w:cs="Arial"/>
-                <w:i/>
-                <w:color w:val="548DD4"/>
-                <w:sz w:val="20"/>
-                <w:szCs w:val="20"/>
-                <w:lang w:eastAsia="es-CL"/>
-              </w:rPr>
-              <w:t>e</w:t>
-            </w:r>
-            <w:r>
-              <w:rPr>
-                <w:rFonts w:ascii="Calibri" w:hAnsi="Calibri" w:cs="Arial"/>
-                <w:i/>
-                <w:color w:val="548DD4"/>
-                <w:sz w:val="20"/>
-                <w:szCs w:val="20"/>
-                <w:lang w:eastAsia="es-CL"/>
-              </w:rPr>
-              <w:t xml:space="preserve"> los objetivos específicos</w:t>
-            </w:r>
-            <w:r>
-              <w:rPr>
-                <w:rFonts w:ascii="Calibri" w:hAnsi="Calibri" w:cs="Arial"/>
-                <w:i/>
-                <w:color w:val="548DD4"/>
-                <w:sz w:val="20"/>
-                <w:szCs w:val="20"/>
-                <w:lang w:eastAsia="es-CL"/>
-              </w:rPr>
-              <w:t xml:space="preserve"> del proyecto. Estos</w:t>
-            </w:r>
-            <w:r>
-              <w:rPr>
-                <w:rFonts w:ascii="Calibri" w:hAnsi="Calibri" w:cs="Arial"/>
-                <w:i/>
-                <w:color w:val="548DD4"/>
-                <w:sz w:val="20"/>
-                <w:szCs w:val="20"/>
-                <w:lang w:eastAsia="es-CL"/>
-              </w:rPr>
-              <w:t xml:space="preserve"> permiten aterrizar el trabajo y trazar procedimientos concretos a seguir.</w:t>
-            </w:r>
-            <w:r>
-              <w:rPr>
-                <w:rFonts w:ascii="Calibri" w:hAnsi="Calibri" w:cs="Arial"/>
-                <w:i/>
-                <w:color w:val="548DD4"/>
-                <w:sz w:val="20"/>
-                <w:szCs w:val="20"/>
-                <w:lang w:eastAsia="es-CL"/>
-              </w:rPr>
-              <w:t xml:space="preserve"> </w:t>
-            </w:r>
-            <w:r>
-              <w:rPr>
-                <w:rFonts w:ascii="Calibri" w:hAnsi="Calibri" w:cs="Arial"/>
-                <w:i/>
-                <w:color w:val="548DD4"/>
-                <w:sz w:val="20"/>
-                <w:szCs w:val="20"/>
-                <w:lang w:eastAsia="es-CL"/>
-              </w:rPr>
-              <w:t>Se desprenden del objetivo general</w:t>
-            </w:r>
-            <w:r>
-              <w:rPr>
-                <w:rFonts w:ascii="Calibri" w:hAnsi="Calibri" w:cs="Arial"/>
-                <w:i/>
-                <w:color w:val="548DD4"/>
-                <w:sz w:val="20"/>
-                <w:szCs w:val="20"/>
-                <w:lang w:eastAsia="es-CL"/>
-              </w:rPr>
-              <w:t xml:space="preserve">. </w:t>
+                <w:iCs/>
+                <w:color w:val="548DD4"/>
+                <w:sz w:val="20"/>
+                <w:szCs w:val="20"/>
+                <w:lang w:val="es-ES" w:eastAsia="es-CL"/>
+              </w:rPr>
+            </w:pPr>
+            <w:r>
+              <w:rPr>
+                <w:rFonts w:ascii="Calibri" w:hAnsi="Calibri" w:cs="Arial"/>
+                <w:iCs/>
+                <w:color w:val="548DD4"/>
+                <w:sz w:val="20"/>
+                <w:szCs w:val="20"/>
+                <w:lang w:val="es-ES" w:eastAsia="es-CL"/>
+              </w:rPr>
+              <w:t>Diseñar la base de datos relacional en PostgreSQL para gestionar de forma ordenada los activos, usuarios, reportes de fallas y registros de uso.</w:t>
+            </w:r>
+          </w:p>
+          <w:p>
+            <w:pPr>
+              <w:jc w:val="both"/>
+              <w:rPr>
+                <w:rFonts w:ascii="Calibri" w:hAnsi="Calibri" w:cs="Arial"/>
+                <w:iCs/>
+                <w:color w:val="548DD4"/>
+                <w:sz w:val="20"/>
+                <w:szCs w:val="20"/>
+                <w:lang w:val="es-ES" w:eastAsia="es-CL"/>
+              </w:rPr>
+            </w:pPr>
+            <w:r>
+              <w:rPr>
+                <w:rFonts w:ascii="Calibri" w:hAnsi="Calibri" w:cs="Arial"/>
+                <w:iCs/>
+                <w:color w:val="548DD4"/>
+                <w:sz w:val="20"/>
+                <w:szCs w:val="20"/>
+                <w:lang w:val="es-ES" w:eastAsia="es-CL"/>
+              </w:rPr>
+              <w:t>Desarrollar la aplicación web/móvil (PWA) y el panel administrativo para permitir el escaneo de códigos QR y la gestión de órdenes de trabajo.</w:t>
+            </w:r>
+          </w:p>
+          <w:p>
+            <w:pPr>
+              <w:jc w:val="both"/>
+              <w:rPr>
+                <w:rFonts w:ascii="Calibri" w:hAnsi="Calibri" w:cs="Arial"/>
+                <w:iCs/>
+                <w:color w:val="548DD4"/>
+                <w:sz w:val="20"/>
+                <w:szCs w:val="20"/>
+                <w:lang w:val="es-ES" w:eastAsia="es-CL"/>
+              </w:rPr>
+            </w:pPr>
+            <w:r>
+              <w:rPr>
+                <w:rFonts w:ascii="Calibri" w:hAnsi="Calibri" w:cs="Arial"/>
+                <w:iCs/>
+                <w:color w:val="548DD4"/>
+                <w:sz w:val="20"/>
+                <w:szCs w:val="20"/>
+                <w:lang w:val="es-ES" w:eastAsia="es-CL"/>
+              </w:rPr>
+              <w:t>Implementar un módulo de visión por computadora (PoC) con Inteligencia Artificial para medir el tiempo de uso real de las máquinas a través de video.</w:t>
+            </w:r>
+          </w:p>
+          <w:p>
+            <w:pPr>
+              <w:jc w:val="both"/>
+              <w:rPr>
+                <w:rFonts w:ascii="Calibri" w:hAnsi="Calibri" w:cs="Arial"/>
+                <w:iCs/>
+                <w:color w:val="548DD4"/>
+                <w:sz w:val="20"/>
+                <w:szCs w:val="20"/>
+                <w:lang w:val="es-ES" w:eastAsia="es-CL"/>
+              </w:rPr>
+            </w:pPr>
+            <w:r>
+              <w:rPr>
+                <w:rFonts w:ascii="Calibri" w:hAnsi="Calibri" w:cs="Arial"/>
+                <w:iCs/>
+                <w:color w:val="548DD4"/>
+                <w:sz w:val="20"/>
+                <w:szCs w:val="20"/>
+                <w:lang w:val="es-ES" w:eastAsia="es-CL"/>
+              </w:rPr>
+              <w:t xml:space="preserve">Construir un </w:t>
+            </w:r>
+            <w:proofErr w:type="spellStart"/>
+            <w:r>
+              <w:rPr>
+                <w:rFonts w:ascii="Calibri" w:hAnsi="Calibri" w:cs="Arial"/>
+                <w:iCs/>
+                <w:color w:val="548DD4"/>
+                <w:sz w:val="20"/>
+                <w:szCs w:val="20"/>
+                <w:lang w:val="es-ES" w:eastAsia="es-CL"/>
+              </w:rPr>
+              <w:t>dashboard</w:t>
+            </w:r>
+            <w:proofErr w:type="spellEnd"/>
+            <w:r>
+              <w:rPr>
+                <w:rFonts w:ascii="Calibri" w:hAnsi="Calibri" w:cs="Arial"/>
+                <w:iCs/>
+                <w:color w:val="548DD4"/>
+                <w:sz w:val="20"/>
+                <w:szCs w:val="20"/>
+                <w:lang w:val="es-ES" w:eastAsia="es-CL"/>
+              </w:rPr>
+              <w:t xml:space="preserve"> analítico para visualizar los costos de mantenimiento, marcas más problemáticas y estado general del equipamiento.</w:t>
+            </w:r>
+          </w:p>
+          <w:p>
+            <w:pPr>
+              <w:jc w:val="both"/>
+              <w:rPr>
+                <w:rFonts w:ascii="Calibri" w:hAnsi="Calibri" w:cs="Arial"/>
+                <w:iCs/>
+                <w:color w:val="548DD4"/>
+                <w:sz w:val="20"/>
+                <w:szCs w:val="20"/>
+                <w:lang w:val="es-ES" w:eastAsia="es-CL"/>
+              </w:rPr>
+            </w:pPr>
+            <w:r>
+              <w:rPr>
+                <w:rFonts w:ascii="Calibri" w:hAnsi="Calibri" w:cs="Arial"/>
+                <w:iCs/>
+                <w:color w:val="548DD4"/>
+                <w:sz w:val="20"/>
+                <w:szCs w:val="20"/>
+                <w:lang w:val="es-ES" w:eastAsia="es-CL"/>
+              </w:rPr>
+              <w:t>Ejecutar pruebas de calidad de software bajo el estándar ISO para asegurar el correcto funcionamiento y rendimiento del sistema.</w:t>
             </w:r>
           </w:p>
         </w:tc>
@@ -4384,7 +4193,23 @@
                 <w:rFonts w:ascii="Calibri" w:hAnsi="Calibri"/>
                 <w:color w:val="1F3864" w:themeColor="accent1" w:themeShade="80"/>
               </w:rPr>
-              <w:t>efine la planificación de tu Proyecto APT de acuerdo a lo requerido</w:t>
+              <w:t xml:space="preserve">efine la planificación de tu Proyecto APT </w:t>
+            </w:r>
+            <w:proofErr w:type="gramStart"/>
+            <w:r>
+              <w:rPr>
+                <w:rFonts w:ascii="Calibri" w:hAnsi="Calibri"/>
+                <w:color w:val="1F3864" w:themeColor="accent1" w:themeShade="80"/>
+              </w:rPr>
+              <w:t>de acuerdo a</w:t>
+            </w:r>
+            <w:proofErr w:type="gramEnd"/>
+            <w:r>
+              <w:rPr>
+                <w:rFonts w:ascii="Calibri" w:hAnsi="Calibri"/>
+                <w:color w:val="1F3864" w:themeColor="accent1" w:themeShade="80"/>
+              </w:rPr>
+              <w:t xml:space="preserve"> lo requerido</w:t>
             </w:r>
             <w:r>
               <w:rPr>
@@ -4522,14 +4347,30 @@
                 <w:rFonts w:ascii="Calibri" w:hAnsi="Calibri"/>
                 <w:color w:val="1F3864" w:themeColor="accent1" w:themeShade="80"/>
               </w:rPr>
-              <w:t xml:space="preserve">Nombre de </w:t>
-            </w:r>
-            <w:r>
-              <w:rPr>
-                <w:rFonts w:ascii="Calibri" w:hAnsi="Calibri"/>
-                <w:color w:val="1F3864" w:themeColor="accent1" w:themeShade="80"/>
-              </w:rPr>
-              <w:t xml:space="preserve"> Actividades/Tareas</w:t>
+              <w:t xml:space="preserve">Nombre </w:t>
+            </w:r>
+            <w:proofErr w:type="gramStart"/>
+            <w:r>
+              <w:rPr>
+                <w:rFonts w:ascii="Calibri" w:hAnsi="Calibri"/>
+                <w:color w:val="1F3864" w:themeColor="accent1" w:themeShade="80"/>
+              </w:rPr>
+              <w:t xml:space="preserve">de </w:t>
+            </w:r>
+            <w:r>
+              <w:rPr>
+                <w:rFonts w:ascii="Calibri" w:hAnsi="Calibri"/>
+                <w:color w:val="1F3864" w:themeColor="accent1" w:themeShade="80"/>
+              </w:rPr>
+              <w:t xml:space="preserve"> Actividades</w:t>
+            </w:r>
+            <w:proofErr w:type="gramEnd"/>
+            <w:r>
+              <w:rPr>
+                <w:rFonts w:ascii="Calibri" w:hAnsi="Calibri"/>
+                <w:color w:val="1F3864" w:themeColor="accent1" w:themeShade="80"/>
+              </w:rPr>
+              <w:t>/Tareas</w:t>
             </w:r>
           </w:p>
         </w:tc>
